--- a/backend/data/templates/5de81911-29cd-4dee-9b92-9e9b7a428f33.docx
+++ b/backend/data/templates/5de81911-29cd-4dee-9b92-9e9b7a428f33.docx
@@ -988,9 +988,7 @@
                         <a:prstGeom prst="rect">
                           <a:avLst/>
                         </a:prstGeom>
-                        <a:solidFill>
-                          <a:srgbClr val="FFFFFF"/>
-                        </a:solidFill>
+                        <a:noFill/>
                         <a:ln w="9525">
                           <a:solidFill>
                             <a:srgbClr val="000000"/>
@@ -1002,7 +1000,19 @@
                       </wps:spPr>
                       <wps:txbx>
                         <w:txbxContent>
-                          <w:p/>
+                          <w:p>
+                            <w:pPr>
+                              <w:jc w:val="center"/>
+                              <w:spacing w:before="0" w:after="0"/>
+                            </w:pPr>
+                            <w:r>
+                              <w:rPr>
+                                <w:sz w:val="16"/>
+                                <w:szCs w:val="16"/>
+                              </w:rPr>
+                              <w:t>{{ mst_1_0 }}</w:t>
+                            </w:r>
+                          </w:p>
                         </w:txbxContent>
                       </wps:txbx>
                       <wps:bodyPr>
@@ -1022,10 +1032,22 @@
           </mc:Choice>
           <mc:Fallback>
             <w:pict>
-              <v:rect w14:anchorId="22B3DDA0" id="Rectangle 44" o:spid="_x0000_s1028" style="position:absolute;left:0;text-align:left;margin-left:258.1pt;margin-top:16.8pt;width:17.35pt;height:17.65pt;z-index:251667456;visibility:visible;mso-wrap-style:square;mso-width-percent:0;mso-height-percent:0;mso-wrap-distance-left:9pt;mso-wrap-distance-top:0;mso-wrap-distance-right:9pt;mso-wrap-distance-bottom:0;mso-position-horizontal:absolute;mso-position-horizontal-relative:text;mso-position-vertical:absolute;mso-position-vertical-relative:text;mso-width-percent:0;mso-height-percent:0;mso-width-relative:page;mso-height-relative:page;v-text-anchor:top" o:gfxdata="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">
+              <v:rect filled="f" w14:anchorId="22B3DDA0" id="Rectangle 44" o:spid="_x0000_s1028" style="position:absolute;left:0;text-align:left;margin-left:258.1pt;margin-top:16.8pt;width:17.35pt;height:17.65pt;z-index:251667456;visibility:visible;mso-wrap-style:square;mso-width-percent:0;mso-height-percent:0;mso-wrap-distance-left:9pt;mso-wrap-distance-top:0;mso-wrap-distance-right:9pt;mso-wrap-distance-bottom:0;mso-position-horizontal:absolute;mso-position-horizontal-relative:text;mso-position-vertical:absolute;mso-position-vertical-relative:text;mso-width-percent:0;mso-height-percent:0;mso-width-relative:page;mso-height-relative:page;v-text-anchor:top" o:gfxdata="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">
                 <v:textbox>
                   <w:txbxContent>
-                    <w:p/>
+                    <w:p>
+                      <w:pPr>
+                        <w:jc w:val="center"/>
+                        <w:spacing w:before="0" w:after="0"/>
+                      </w:pPr>
+                      <w:r>
+                        <w:rPr>
+                          <w:sz w:val="16"/>
+                          <w:szCs w:val="16"/>
+                        </w:rPr>
+                        <w:t>{{ mst_4_0 }}</w:t>
+                      </w:r>
+                    </w:p>
                   </w:txbxContent>
                 </v:textbox>
               </v:rect>
@@ -1074,9 +1096,7 @@
                         <a:prstGeom prst="rect">
                           <a:avLst/>
                         </a:prstGeom>
-                        <a:solidFill>
-                          <a:srgbClr val="FFFFFF"/>
-                        </a:solidFill>
+                        <a:noFill/>
                         <a:ln w="9525">
                           <a:solidFill>
                             <a:srgbClr val="000000"/>
@@ -1088,7 +1108,19 @@
                       </wps:spPr>
                       <wps:txbx>
                         <w:txbxContent>
-                          <w:p/>
+                          <w:p>
+                            <w:pPr>
+                              <w:jc w:val="center"/>
+                              <w:spacing w:before="0" w:after="0"/>
+                            </w:pPr>
+                            <w:r>
+                              <w:rPr>
+                                <w:sz w:val="16"/>
+                                <w:szCs w:val="16"/>
+                              </w:rPr>
+                              <w:t>{{ mst_1_1 }}</w:t>
+                            </w:r>
+                          </w:p>
                         </w:txbxContent>
                       </wps:txbx>
                       <wps:bodyPr>
@@ -1108,10 +1140,22 @@
           </mc:Choice>
           <mc:Fallback>
             <w:pict>
-              <v:rect w14:anchorId="694A17A4" id="Rectangle 43" o:spid="_x0000_s1029" style="position:absolute;left:0;text-align:left;margin-left:240.5pt;margin-top:16.8pt;width:17.35pt;height:17.65pt;z-index:251666432;visibility:visible;mso-wrap-style:square;mso-width-percent:0;mso-height-percent:0;mso-wrap-distance-left:9pt;mso-wrap-distance-top:0;mso-wrap-distance-right:9pt;mso-wrap-distance-bottom:0;mso-position-horizontal:absolute;mso-position-horizontal-relative:text;mso-position-vertical:absolute;mso-position-vertical-relative:text;mso-width-percent:0;mso-height-percent:0;mso-width-relative:page;mso-height-relative:page;v-text-anchor:top" o:gfxdata="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">
+              <v:rect filled="f" w14:anchorId="694A17A4" id="Rectangle 43" o:spid="_x0000_s1029" style="position:absolute;left:0;text-align:left;margin-left:240.5pt;margin-top:16.8pt;width:17.35pt;height:17.65pt;z-index:251666432;visibility:visible;mso-wrap-style:square;mso-width-percent:0;mso-height-percent:0;mso-wrap-distance-left:9pt;mso-wrap-distance-top:0;mso-wrap-distance-right:9pt;mso-wrap-distance-bottom:0;mso-position-horizontal:absolute;mso-position-horizontal-relative:text;mso-position-vertical:absolute;mso-position-vertical-relative:text;mso-width-percent:0;mso-height-percent:0;mso-width-relative:page;mso-height-relative:page;v-text-anchor:top" o:gfxdata="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">
                 <v:textbox>
                   <w:txbxContent>
-                    <w:p/>
+                    <w:p>
+                      <w:pPr>
+                        <w:jc w:val="center"/>
+                        <w:spacing w:before="0" w:after="0"/>
+                      </w:pPr>
+                      <w:r>
+                        <w:rPr>
+                          <w:sz w:val="16"/>
+                          <w:szCs w:val="16"/>
+                        </w:rPr>
+                        <w:t>{{ mst_4_1 }}</w:t>
+                      </w:r>
+                    </w:p>
                   </w:txbxContent>
                 </v:textbox>
               </v:rect>
@@ -1160,9 +1204,7 @@
                         <a:prstGeom prst="rect">
                           <a:avLst/>
                         </a:prstGeom>
-                        <a:solidFill>
-                          <a:srgbClr val="FFFFFF"/>
-                        </a:solidFill>
+                        <a:noFill/>
                         <a:ln w="9525">
                           <a:solidFill>
                             <a:srgbClr val="000000"/>
@@ -1174,7 +1216,19 @@
                       </wps:spPr>
                       <wps:txbx>
                         <w:txbxContent>
-                          <w:p/>
+                          <w:p>
+                            <w:pPr>
+                              <w:jc w:val="center"/>
+                              <w:spacing w:before="0" w:after="0"/>
+                            </w:pPr>
+                            <w:r>
+                              <w:rPr>
+                                <w:sz w:val="16"/>
+                                <w:szCs w:val="16"/>
+                              </w:rPr>
+                              <w:t>{{ mst_1_2 }}</w:t>
+                            </w:r>
+                          </w:p>
                         </w:txbxContent>
                       </wps:txbx>
                       <wps:bodyPr>
@@ -1194,10 +1248,22 @@
           </mc:Choice>
           <mc:Fallback>
             <w:pict>
-              <v:rect w14:anchorId="5A79EA95" id="Rectangle 42" o:spid="_x0000_s1030" style="position:absolute;left:0;text-align:left;margin-left:362.45pt;margin-top:16.8pt;width:17.35pt;height:17.7pt;z-index:251674624;visibility:visible;mso-wrap-style:square;mso-width-percent:0;mso-height-percent:0;mso-wrap-distance-left:9pt;mso-wrap-distance-top:0;mso-wrap-distance-right:9pt;mso-wrap-distance-bottom:0;mso-position-horizontal:absolute;mso-position-horizontal-relative:text;mso-position-vertical:absolute;mso-position-vertical-relative:text;mso-width-percent:0;mso-height-percent:0;mso-width-relative:page;mso-height-relative:page;v-text-anchor:top" o:gfxdata="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">
+              <v:rect filled="f" w14:anchorId="5A79EA95" id="Rectangle 42" o:spid="_x0000_s1030" style="position:absolute;left:0;text-align:left;margin-left:362.45pt;margin-top:16.8pt;width:17.35pt;height:17.7pt;z-index:251674624;visibility:visible;mso-wrap-style:square;mso-width-percent:0;mso-height-percent:0;mso-wrap-distance-left:9pt;mso-wrap-distance-top:0;mso-wrap-distance-right:9pt;mso-wrap-distance-bottom:0;mso-position-horizontal:absolute;mso-position-horizontal-relative:text;mso-position-vertical:absolute;mso-position-vertical-relative:text;mso-width-percent:0;mso-height-percent:0;mso-width-relative:page;mso-height-relative:page;v-text-anchor:top" o:gfxdata="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">
                 <v:textbox>
                   <w:txbxContent>
-                    <w:p/>
+                    <w:p>
+                      <w:pPr>
+                        <w:jc w:val="center"/>
+                        <w:spacing w:before="0" w:after="0"/>
+                      </w:pPr>
+                      <w:r>
+                        <w:rPr>
+                          <w:sz w:val="16"/>
+                          <w:szCs w:val="16"/>
+                        </w:rPr>
+                        <w:t>{{ mst_4_2 }}</w:t>
+                      </w:r>
+                    </w:p>
                   </w:txbxContent>
                 </v:textbox>
               </v:rect>
@@ -1246,9 +1312,7 @@
                         <a:prstGeom prst="rect">
                           <a:avLst/>
                         </a:prstGeom>
-                        <a:solidFill>
-                          <a:srgbClr val="FFFFFF"/>
-                        </a:solidFill>
+                        <a:noFill/>
                         <a:ln w="9525">
                           <a:solidFill>
                             <a:srgbClr val="000000"/>
@@ -1260,7 +1324,19 @@
                       </wps:spPr>
                       <wps:txbx>
                         <w:txbxContent>
-                          <w:p/>
+                          <w:p>
+                            <w:pPr>
+                              <w:jc w:val="center"/>
+                              <w:spacing w:before="0" w:after="0"/>
+                            </w:pPr>
+                            <w:r>
+                              <w:rPr>
+                                <w:sz w:val="16"/>
+                                <w:szCs w:val="16"/>
+                              </w:rPr>
+                              <w:t>{{ mst_1_3 }}</w:t>
+                            </w:r>
+                          </w:p>
                         </w:txbxContent>
                       </wps:txbx>
                       <wps:bodyPr>
@@ -1280,10 +1356,22 @@
           </mc:Choice>
           <mc:Fallback>
             <w:pict>
-              <v:rect w14:anchorId="12294793" id="Rectangle 41" o:spid="_x0000_s1031" style="position:absolute;left:0;text-align:left;margin-left:345.1pt;margin-top:16.75pt;width:17.35pt;height:17.7pt;z-index:251673600;visibility:visible;mso-wrap-style:square;mso-width-percent:0;mso-height-percent:0;mso-wrap-distance-left:9pt;mso-wrap-distance-top:0;mso-wrap-distance-right:9pt;mso-wrap-distance-bottom:0;mso-position-horizontal:absolute;mso-position-horizontal-relative:text;mso-position-vertical:absolute;mso-position-vertical-relative:text;mso-width-percent:0;mso-height-percent:0;mso-width-relative:page;mso-height-relative:page;v-text-anchor:top" o:gfxdata="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">
+              <v:rect filled="f" w14:anchorId="12294793" id="Rectangle 41" o:spid="_x0000_s1031" style="position:absolute;left:0;text-align:left;margin-left:345.1pt;margin-top:16.75pt;width:17.35pt;height:17.7pt;z-index:251673600;visibility:visible;mso-wrap-style:square;mso-width-percent:0;mso-height-percent:0;mso-wrap-distance-left:9pt;mso-wrap-distance-top:0;mso-wrap-distance-right:9pt;mso-wrap-distance-bottom:0;mso-position-horizontal:absolute;mso-position-horizontal-relative:text;mso-position-vertical:absolute;mso-position-vertical-relative:text;mso-width-percent:0;mso-height-percent:0;mso-width-relative:page;mso-height-relative:page;v-text-anchor:top" o:gfxdata="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">
                 <v:textbox>
                   <w:txbxContent>
-                    <w:p/>
+                    <w:p>
+                      <w:pPr>
+                        <w:jc w:val="center"/>
+                        <w:spacing w:before="0" w:after="0"/>
+                      </w:pPr>
+                      <w:r>
+                        <w:rPr>
+                          <w:sz w:val="16"/>
+                          <w:szCs w:val="16"/>
+                        </w:rPr>
+                        <w:t>{{ mst_4_3 }}</w:t>
+                      </w:r>
+                    </w:p>
                   </w:txbxContent>
                 </v:textbox>
               </v:rect>
@@ -1332,9 +1420,7 @@
                         <a:prstGeom prst="rect">
                           <a:avLst/>
                         </a:prstGeom>
-                        <a:solidFill>
-                          <a:srgbClr val="FFFFFF"/>
-                        </a:solidFill>
+                        <a:noFill/>
                         <a:ln w="9525">
                           <a:solidFill>
                             <a:srgbClr val="000000"/>
@@ -1346,7 +1432,19 @@
                       </wps:spPr>
                       <wps:txbx>
                         <w:txbxContent>
-                          <w:p/>
+                          <w:p>
+                            <w:pPr>
+                              <w:jc w:val="center"/>
+                              <w:spacing w:before="0" w:after="0"/>
+                            </w:pPr>
+                            <w:r>
+                              <w:rPr>
+                                <w:sz w:val="16"/>
+                                <w:szCs w:val="16"/>
+                              </w:rPr>
+                              <w:t>{{ mst_1_4 }}</w:t>
+                            </w:r>
+                          </w:p>
                         </w:txbxContent>
                       </wps:txbx>
                       <wps:bodyPr>
@@ -1366,10 +1464,22 @@
           </mc:Choice>
           <mc:Fallback>
             <w:pict>
-              <v:rect w14:anchorId="54AB8607" id="Rectangle 40" o:spid="_x0000_s1032" style="position:absolute;left:0;text-align:left;margin-left:327.75pt;margin-top:16.75pt;width:17.35pt;height:17.7pt;z-index:251672576;visibility:visible;mso-wrap-style:square;mso-width-percent:0;mso-height-percent:0;mso-wrap-distance-left:9pt;mso-wrap-distance-top:0;mso-wrap-distance-right:9pt;mso-wrap-distance-bottom:0;mso-position-horizontal:absolute;mso-position-horizontal-relative:text;mso-position-vertical:absolute;mso-position-vertical-relative:text;mso-width-percent:0;mso-height-percent:0;mso-width-relative:page;mso-height-relative:page;v-text-anchor:top" o:gfxdata="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">
+              <v:rect filled="f" w14:anchorId="54AB8607" id="Rectangle 40" o:spid="_x0000_s1032" style="position:absolute;left:0;text-align:left;margin-left:327.75pt;margin-top:16.75pt;width:17.35pt;height:17.7pt;z-index:251672576;visibility:visible;mso-wrap-style:square;mso-width-percent:0;mso-height-percent:0;mso-wrap-distance-left:9pt;mso-wrap-distance-top:0;mso-wrap-distance-right:9pt;mso-wrap-distance-bottom:0;mso-position-horizontal:absolute;mso-position-horizontal-relative:text;mso-position-vertical:absolute;mso-position-vertical-relative:text;mso-width-percent:0;mso-height-percent:0;mso-width-relative:page;mso-height-relative:page;v-text-anchor:top" o:gfxdata="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">
                 <v:textbox>
                   <w:txbxContent>
-                    <w:p/>
+                    <w:p>
+                      <w:pPr>
+                        <w:jc w:val="center"/>
+                        <w:spacing w:before="0" w:after="0"/>
+                      </w:pPr>
+                      <w:r>
+                        <w:rPr>
+                          <w:sz w:val="16"/>
+                          <w:szCs w:val="16"/>
+                        </w:rPr>
+                        <w:t>{{ mst_4_4 }}</w:t>
+                      </w:r>
+                    </w:p>
                   </w:txbxContent>
                 </v:textbox>
               </v:rect>
@@ -1418,9 +1528,7 @@
                         <a:prstGeom prst="rect">
                           <a:avLst/>
                         </a:prstGeom>
-                        <a:solidFill>
-                          <a:srgbClr val="FFFFFF"/>
-                        </a:solidFill>
+                        <a:noFill/>
                         <a:ln w="9525">
                           <a:solidFill>
                             <a:srgbClr val="000000"/>
@@ -1432,7 +1540,19 @@
                       </wps:spPr>
                       <wps:txbx>
                         <w:txbxContent>
-                          <w:p/>
+                          <w:p>
+                            <w:pPr>
+                              <w:jc w:val="center"/>
+                              <w:spacing w:before="0" w:after="0"/>
+                            </w:pPr>
+                            <w:r>
+                              <w:rPr>
+                                <w:sz w:val="16"/>
+                                <w:szCs w:val="16"/>
+                              </w:rPr>
+                              <w:t>{{ mst_1_5 }}</w:t>
+                            </w:r>
+                          </w:p>
                         </w:txbxContent>
                       </wps:txbx>
                       <wps:bodyPr>
@@ -1452,10 +1572,22 @@
           </mc:Choice>
           <mc:Fallback>
             <w:pict>
-              <v:rect w14:anchorId="53419A27" id="Rectangle 39" o:spid="_x0000_s1033" style="position:absolute;left:0;text-align:left;margin-left:293.05pt;margin-top:16.75pt;width:17.35pt;height:17.7pt;z-index:251669504;visibility:visible;mso-wrap-style:square;mso-width-percent:0;mso-height-percent:0;mso-wrap-distance-left:9pt;mso-wrap-distance-top:0;mso-wrap-distance-right:9pt;mso-wrap-distance-bottom:0;mso-position-horizontal:absolute;mso-position-horizontal-relative:text;mso-position-vertical:absolute;mso-position-vertical-relative:text;mso-width-percent:0;mso-height-percent:0;mso-width-relative:page;mso-height-relative:page;v-text-anchor:top" o:gfxdata="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">
+              <v:rect filled="f" w14:anchorId="53419A27" id="Rectangle 39" o:spid="_x0000_s1033" style="position:absolute;left:0;text-align:left;margin-left:293.05pt;margin-top:16.75pt;width:17.35pt;height:17.7pt;z-index:251669504;visibility:visible;mso-wrap-style:square;mso-width-percent:0;mso-height-percent:0;mso-wrap-distance-left:9pt;mso-wrap-distance-top:0;mso-wrap-distance-right:9pt;mso-wrap-distance-bottom:0;mso-position-horizontal:absolute;mso-position-horizontal-relative:text;mso-position-vertical:absolute;mso-position-vertical-relative:text;mso-width-percent:0;mso-height-percent:0;mso-width-relative:page;mso-height-relative:page;v-text-anchor:top" o:gfxdata="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">
                 <v:textbox>
                   <w:txbxContent>
-                    <w:p/>
+                    <w:p>
+                      <w:pPr>
+                        <w:jc w:val="center"/>
+                        <w:spacing w:before="0" w:after="0"/>
+                      </w:pPr>
+                      <w:r>
+                        <w:rPr>
+                          <w:sz w:val="16"/>
+                          <w:szCs w:val="16"/>
+                        </w:rPr>
+                        <w:t>{{ mst_4_5 }}</w:t>
+                      </w:r>
+                    </w:p>
                   </w:txbxContent>
                 </v:textbox>
               </v:rect>
@@ -1504,9 +1636,7 @@
                         <a:prstGeom prst="rect">
                           <a:avLst/>
                         </a:prstGeom>
-                        <a:solidFill>
-                          <a:srgbClr val="FFFFFF"/>
-                        </a:solidFill>
+                        <a:noFill/>
                         <a:ln w="9525">
                           <a:solidFill>
                             <a:srgbClr val="000000"/>
@@ -1518,7 +1648,19 @@
                       </wps:spPr>
                       <wps:txbx>
                         <w:txbxContent>
-                          <w:p/>
+                          <w:p>
+                            <w:pPr>
+                              <w:jc w:val="center"/>
+                              <w:spacing w:before="0" w:after="0"/>
+                            </w:pPr>
+                            <w:r>
+                              <w:rPr>
+                                <w:sz w:val="16"/>
+                                <w:szCs w:val="16"/>
+                              </w:rPr>
+                              <w:t>{{ mst_1_6 }}</w:t>
+                            </w:r>
+                          </w:p>
                         </w:txbxContent>
                       </wps:txbx>
                       <wps:bodyPr>
@@ -1538,10 +1680,22 @@
           </mc:Choice>
           <mc:Fallback>
             <w:pict>
-              <v:rect w14:anchorId="16C39B51" id="Rectangle 38" o:spid="_x0000_s1034" style="position:absolute;left:0;text-align:left;margin-left:275.45pt;margin-top:16.75pt;width:17.35pt;height:17.7pt;z-index:251668480;visibility:visible;mso-wrap-style:square;mso-width-percent:0;mso-height-percent:0;mso-wrap-distance-left:9pt;mso-wrap-distance-top:0;mso-wrap-distance-right:9pt;mso-wrap-distance-bottom:0;mso-position-horizontal:absolute;mso-position-horizontal-relative:text;mso-position-vertical:absolute;mso-position-vertical-relative:text;mso-width-percent:0;mso-height-percent:0;mso-width-relative:page;mso-height-relative:page;v-text-anchor:top" o:gfxdata="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">
+              <v:rect filled="f" w14:anchorId="16C39B51" id="Rectangle 38" o:spid="_x0000_s1034" style="position:absolute;left:0;text-align:left;margin-left:275.45pt;margin-top:16.75pt;width:17.35pt;height:17.7pt;z-index:251668480;visibility:visible;mso-wrap-style:square;mso-width-percent:0;mso-height-percent:0;mso-wrap-distance-left:9pt;mso-wrap-distance-top:0;mso-wrap-distance-right:9pt;mso-wrap-distance-bottom:0;mso-position-horizontal:absolute;mso-position-horizontal-relative:text;mso-position-vertical:absolute;mso-position-vertical-relative:text;mso-width-percent:0;mso-height-percent:0;mso-width-relative:page;mso-height-relative:page;v-text-anchor:top" o:gfxdata="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">
                 <v:textbox>
                   <w:txbxContent>
-                    <w:p/>
+                    <w:p>
+                      <w:pPr>
+                        <w:jc w:val="center"/>
+                        <w:spacing w:before="0" w:after="0"/>
+                      </w:pPr>
+                      <w:r>
+                        <w:rPr>
+                          <w:sz w:val="16"/>
+                          <w:szCs w:val="16"/>
+                        </w:rPr>
+                        <w:t>{{ mst_4_6 }}</w:t>
+                      </w:r>
+                    </w:p>
                   </w:txbxContent>
                 </v:textbox>
               </v:rect>
@@ -1590,9 +1744,7 @@
                         <a:prstGeom prst="rect">
                           <a:avLst/>
                         </a:prstGeom>
-                        <a:solidFill>
-                          <a:srgbClr val="FFFFFF"/>
-                        </a:solidFill>
+                        <a:noFill/>
                         <a:ln w="9525">
                           <a:solidFill>
                             <a:srgbClr val="000000"/>
@@ -1604,7 +1756,19 @@
                       </wps:spPr>
                       <wps:txbx>
                         <w:txbxContent>
-                          <w:p/>
+                          <w:p>
+                            <w:pPr>
+                              <w:jc w:val="center"/>
+                              <w:spacing w:before="0" w:after="0"/>
+                            </w:pPr>
+                            <w:r>
+                              <w:rPr>
+                                <w:sz w:val="16"/>
+                                <w:szCs w:val="16"/>
+                              </w:rPr>
+                              <w:t>{{ mst_1_7 }}</w:t>
+                            </w:r>
+                          </w:p>
                         </w:txbxContent>
                       </wps:txbx>
                       <wps:bodyPr>
@@ -1624,10 +1788,22 @@
           </mc:Choice>
           <mc:Fallback>
             <w:pict>
-              <v:rect w14:anchorId="692A4166" id="Rectangle 37" o:spid="_x0000_s1035" style="position:absolute;left:0;text-align:left;margin-left:171.5pt;margin-top:16.75pt;width:17.35pt;height:17.7pt;z-index:251664384;visibility:visible;mso-wrap-style:square;mso-width-percent:0;mso-height-percent:0;mso-wrap-distance-left:9pt;mso-wrap-distance-top:0;mso-wrap-distance-right:9pt;mso-wrap-distance-bottom:0;mso-position-horizontal:absolute;mso-position-horizontal-relative:text;mso-position-vertical:absolute;mso-position-vertical-relative:text;mso-width-percent:0;mso-height-percent:0;mso-width-relative:page;mso-height-relative:page;v-text-anchor:top" o:gfxdata="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">
+              <v:rect filled="f" w14:anchorId="692A4166" id="Rectangle 37" o:spid="_x0000_s1035" style="position:absolute;left:0;text-align:left;margin-left:171.5pt;margin-top:16.75pt;width:17.35pt;height:17.7pt;z-index:251664384;visibility:visible;mso-wrap-style:square;mso-width-percent:0;mso-height-percent:0;mso-wrap-distance-left:9pt;mso-wrap-distance-top:0;mso-wrap-distance-right:9pt;mso-wrap-distance-bottom:0;mso-position-horizontal:absolute;mso-position-horizontal-relative:text;mso-position-vertical:absolute;mso-position-vertical-relative:text;mso-width-percent:0;mso-height-percent:0;mso-width-relative:page;mso-height-relative:page;v-text-anchor:top" o:gfxdata="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">
                 <v:textbox>
                   <w:txbxContent>
-                    <w:p/>
+                    <w:p>
+                      <w:pPr>
+                        <w:jc w:val="center"/>
+                        <w:spacing w:before="0" w:after="0"/>
+                      </w:pPr>
+                      <w:r>
+                        <w:rPr>
+                          <w:sz w:val="16"/>
+                          <w:szCs w:val="16"/>
+                        </w:rPr>
+                        <w:t>{{ mst_4_7 }}</w:t>
+                      </w:r>
+                    </w:p>
                   </w:txbxContent>
                 </v:textbox>
               </v:rect>
@@ -1676,9 +1852,7 @@
                         <a:prstGeom prst="rect">
                           <a:avLst/>
                         </a:prstGeom>
-                        <a:solidFill>
-                          <a:srgbClr val="FFFFFF"/>
-                        </a:solidFill>
+                        <a:noFill/>
                         <a:ln w="9525">
                           <a:solidFill>
                             <a:srgbClr val="000000"/>
@@ -1690,7 +1864,19 @@
                       </wps:spPr>
                       <wps:txbx>
                         <w:txbxContent>
-                          <w:p/>
+                          <w:p>
+                            <w:pPr>
+                              <w:jc w:val="center"/>
+                              <w:spacing w:before="0" w:after="0"/>
+                            </w:pPr>
+                            <w:r>
+                              <w:rPr>
+                                <w:sz w:val="16"/>
+                                <w:szCs w:val="16"/>
+                              </w:rPr>
+                              <w:t>{{ mst_1_8 }}</w:t>
+                            </w:r>
+                          </w:p>
                         </w:txbxContent>
                       </wps:txbx>
                       <wps:bodyPr>
@@ -1710,10 +1896,22 @@
           </mc:Choice>
           <mc:Fallback>
             <w:pict>
-              <v:rect w14:anchorId="151BD121" id="Rectangle 36" o:spid="_x0000_s1036" style="position:absolute;left:0;text-align:left;margin-left:189.1pt;margin-top:16.75pt;width:17.35pt;height:17.7pt;z-index:251665408;visibility:visible;mso-wrap-style:square;mso-width-percent:0;mso-height-percent:0;mso-wrap-distance-left:9pt;mso-wrap-distance-top:0;mso-wrap-distance-right:9pt;mso-wrap-distance-bottom:0;mso-position-horizontal:absolute;mso-position-horizontal-relative:text;mso-position-vertical:absolute;mso-position-vertical-relative:text;mso-width-percent:0;mso-height-percent:0;mso-width-relative:page;mso-height-relative:page;v-text-anchor:top" o:gfxdata="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">
+              <v:rect filled="f" w14:anchorId="151BD121" id="Rectangle 36" o:spid="_x0000_s1036" style="position:absolute;left:0;text-align:left;margin-left:189.1pt;margin-top:16.75pt;width:17.35pt;height:17.7pt;z-index:251665408;visibility:visible;mso-wrap-style:square;mso-width-percent:0;mso-height-percent:0;mso-wrap-distance-left:9pt;mso-wrap-distance-top:0;mso-wrap-distance-right:9pt;mso-wrap-distance-bottom:0;mso-position-horizontal:absolute;mso-position-horizontal-relative:text;mso-position-vertical:absolute;mso-position-vertical-relative:text;mso-width-percent:0;mso-height-percent:0;mso-width-relative:page;mso-height-relative:page;v-text-anchor:top" o:gfxdata="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">
                 <v:textbox>
                   <w:txbxContent>
-                    <w:p/>
+                    <w:p>
+                      <w:pPr>
+                        <w:jc w:val="center"/>
+                        <w:spacing w:before="0" w:after="0"/>
+                      </w:pPr>
+                      <w:r>
+                        <w:rPr>
+                          <w:sz w:val="16"/>
+                          <w:szCs w:val="16"/>
+                        </w:rPr>
+                        <w:t>{{ mst_4_8 }}</w:t>
+                      </w:r>
+                    </w:p>
                   </w:txbxContent>
                 </v:textbox>
               </v:rect>
@@ -1762,9 +1960,7 @@
                         <a:prstGeom prst="rect">
                           <a:avLst/>
                         </a:prstGeom>
-                        <a:solidFill>
-                          <a:srgbClr val="FFFFFF"/>
-                        </a:solidFill>
+                        <a:noFill/>
                         <a:ln w="9525">
                           <a:solidFill>
                             <a:srgbClr val="000000"/>
@@ -1776,7 +1972,19 @@
                       </wps:spPr>
                       <wps:txbx>
                         <w:txbxContent>
-                          <w:p/>
+                          <w:p>
+                            <w:pPr>
+                              <w:jc w:val="center"/>
+                              <w:spacing w:before="0" w:after="0"/>
+                            </w:pPr>
+                            <w:r>
+                              <w:rPr>
+                                <w:sz w:val="16"/>
+                                <w:szCs w:val="16"/>
+                              </w:rPr>
+                              <w:t>{{ mst_1_9 }}</w:t>
+                            </w:r>
+                          </w:p>
                         </w:txbxContent>
                       </wps:txbx>
                       <wps:bodyPr>
@@ -1796,10 +2004,22 @@
           </mc:Choice>
           <mc:Fallback>
             <w:pict>
-              <v:rect w14:anchorId="6732A81E" id="Rectangle 35" o:spid="_x0000_s1037" style="position:absolute;left:0;text-align:left;margin-left:223.6pt;margin-top:16.75pt;width:17.35pt;height:17.7pt;z-index:251671552;visibility:visible;mso-wrap-style:square;mso-width-percent:0;mso-height-percent:0;mso-wrap-distance-left:9pt;mso-wrap-distance-top:0;mso-wrap-distance-right:9pt;mso-wrap-distance-bottom:0;mso-position-horizontal:absolute;mso-position-horizontal-relative:text;mso-position-vertical:absolute;mso-position-vertical-relative:text;mso-width-percent:0;mso-height-percent:0;mso-width-relative:page;mso-height-relative:page;v-text-anchor:top" o:gfxdata="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">
+              <v:rect filled="f" w14:anchorId="6732A81E" id="Rectangle 35" o:spid="_x0000_s1037" style="position:absolute;left:0;text-align:left;margin-left:223.6pt;margin-top:16.75pt;width:17.35pt;height:17.7pt;z-index:251671552;visibility:visible;mso-wrap-style:square;mso-width-percent:0;mso-height-percent:0;mso-wrap-distance-left:9pt;mso-wrap-distance-top:0;mso-wrap-distance-right:9pt;mso-wrap-distance-bottom:0;mso-position-horizontal:absolute;mso-position-horizontal-relative:text;mso-position-vertical:absolute;mso-position-vertical-relative:text;mso-width-percent:0;mso-height-percent:0;mso-width-relative:page;mso-height-relative:page;v-text-anchor:top" o:gfxdata="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">
                 <v:textbox>
                   <w:txbxContent>
-                    <w:p/>
+                    <w:p>
+                      <w:pPr>
+                        <w:jc w:val="center"/>
+                        <w:spacing w:before="0" w:after="0"/>
+                      </w:pPr>
+                      <w:r>
+                        <w:rPr>
+                          <w:sz w:val="16"/>
+                          <w:szCs w:val="16"/>
+                        </w:rPr>
+                        <w:t>{{ mst_4_9 }}</w:t>
+                      </w:r>
+                    </w:p>
                   </w:txbxContent>
                 </v:textbox>
               </v:rect>
@@ -1848,9 +2068,7 @@
                         <a:prstGeom prst="rect">
                           <a:avLst/>
                         </a:prstGeom>
-                        <a:solidFill>
-                          <a:srgbClr val="FFFFFF"/>
-                        </a:solidFill>
+                        <a:noFill/>
                         <a:ln w="9525">
                           <a:solidFill>
                             <a:srgbClr val="000000"/>
@@ -1862,7 +2080,19 @@
                       </wps:spPr>
                       <wps:txbx>
                         <w:txbxContent>
-                          <w:p/>
+                          <w:p>
+                            <w:pPr>
+                              <w:jc w:val="center"/>
+                              <w:spacing w:before="0" w:after="0"/>
+                            </w:pPr>
+                            <w:r>
+                              <w:rPr>
+                                <w:sz w:val="16"/>
+                                <w:szCs w:val="16"/>
+                              </w:rPr>
+                              <w:t>{{ mst_1_10 }}</w:t>
+                            </w:r>
+                          </w:p>
                         </w:txbxContent>
                       </wps:txbx>
                       <wps:bodyPr>
@@ -1882,10 +2112,22 @@
           </mc:Choice>
           <mc:Fallback>
             <w:pict>
-              <v:rect w14:anchorId="1D686B88" id="Rectangle 34" o:spid="_x0000_s1038" style="position:absolute;left:0;text-align:left;margin-left:206pt;margin-top:16.75pt;width:17.35pt;height:17.7pt;z-index:251670528;visibility:visible;mso-wrap-style:square;mso-width-percent:0;mso-height-percent:0;mso-wrap-distance-left:9pt;mso-wrap-distance-top:0;mso-wrap-distance-right:9pt;mso-wrap-distance-bottom:0;mso-position-horizontal:absolute;mso-position-horizontal-relative:text;mso-position-vertical:absolute;mso-position-vertical-relative:text;mso-width-percent:0;mso-height-percent:0;mso-width-relative:page;mso-height-relative:page;v-text-anchor:top" o:gfxdata="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">
+              <v:rect filled="f" w14:anchorId="1D686B88" id="Rectangle 34" o:spid="_x0000_s1038" style="position:absolute;left:0;text-align:left;margin-left:206pt;margin-top:16.75pt;width:17.35pt;height:17.7pt;z-index:251670528;visibility:visible;mso-wrap-style:square;mso-width-percent:0;mso-height-percent:0;mso-wrap-distance-left:9pt;mso-wrap-distance-top:0;mso-wrap-distance-right:9pt;mso-wrap-distance-bottom:0;mso-position-horizontal:absolute;mso-position-horizontal-relative:text;mso-position-vertical:absolute;mso-position-vertical-relative:text;mso-width-percent:0;mso-height-percent:0;mso-width-relative:page;mso-height-relative:page;v-text-anchor:top" o:gfxdata="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">
                 <v:textbox>
                   <w:txbxContent>
-                    <w:p/>
+                    <w:p>
+                      <w:pPr>
+                        <w:jc w:val="center"/>
+                        <w:spacing w:before="0" w:after="0"/>
+                      </w:pPr>
+                      <w:r>
+                        <w:rPr>
+                          <w:sz w:val="16"/>
+                          <w:szCs w:val="16"/>
+                        </w:rPr>
+                        <w:t>{{ mst_4_10 }}</w:t>
+                      </w:r>
+                    </w:p>
                   </w:txbxContent>
                 </v:textbox>
               </v:rect>
@@ -1934,9 +2176,7 @@
                         <a:prstGeom prst="rect">
                           <a:avLst/>
                         </a:prstGeom>
-                        <a:solidFill>
-                          <a:srgbClr val="FFFFFF"/>
-                        </a:solidFill>
+                        <a:noFill/>
                         <a:ln w="9525">
                           <a:solidFill>
                             <a:srgbClr val="000000"/>
@@ -1948,7 +2188,19 @@
                       </wps:spPr>
                       <wps:txbx>
                         <w:txbxContent>
-                          <w:p/>
+                          <w:p>
+                            <w:pPr>
+                              <w:jc w:val="center"/>
+                              <w:spacing w:before="0" w:after="0"/>
+                            </w:pPr>
+                            <w:r>
+                              <w:rPr>
+                                <w:sz w:val="16"/>
+                                <w:szCs w:val="16"/>
+                              </w:rPr>
+                              <w:t>{{ mst_1_11 }}</w:t>
+                            </w:r>
+                          </w:p>
                         </w:txbxContent>
                       </wps:txbx>
                       <wps:bodyPr>
@@ -1968,10 +2220,22 @@
           </mc:Choice>
           <mc:Fallback>
             <w:pict>
-              <v:rect w14:anchorId="49F1F1B5" id="Rectangle 33" o:spid="_x0000_s1039" style="position:absolute;left:0;text-align:left;margin-left:154.3pt;margin-top:16.8pt;width:17.35pt;height:17.65pt;z-index:251663360;visibility:visible;mso-wrap-style:square;mso-width-percent:0;mso-height-percent:0;mso-wrap-distance-left:9pt;mso-wrap-distance-top:0;mso-wrap-distance-right:9pt;mso-wrap-distance-bottom:0;mso-position-horizontal:absolute;mso-position-horizontal-relative:text;mso-position-vertical:absolute;mso-position-vertical-relative:text;mso-width-percent:0;mso-height-percent:0;mso-width-relative:page;mso-height-relative:page;v-text-anchor:top" o:gfxdata="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">
+              <v:rect filled="f" w14:anchorId="49F1F1B5" id="Rectangle 33" o:spid="_x0000_s1039" style="position:absolute;left:0;text-align:left;margin-left:154.3pt;margin-top:16.8pt;width:17.35pt;height:17.65pt;z-index:251663360;visibility:visible;mso-wrap-style:square;mso-width-percent:0;mso-height-percent:0;mso-wrap-distance-left:9pt;mso-wrap-distance-top:0;mso-wrap-distance-right:9pt;mso-wrap-distance-bottom:0;mso-position-horizontal:absolute;mso-position-horizontal-relative:text;mso-position-vertical:absolute;mso-position-vertical-relative:text;mso-width-percent:0;mso-height-percent:0;mso-width-relative:page;mso-height-relative:page;v-text-anchor:top" o:gfxdata="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">
                 <v:textbox>
                   <w:txbxContent>
-                    <w:p/>
+                    <w:p>
+                      <w:pPr>
+                        <w:jc w:val="center"/>
+                        <w:spacing w:before="0" w:after="0"/>
+                      </w:pPr>
+                      <w:r>
+                        <w:rPr>
+                          <w:sz w:val="16"/>
+                          <w:szCs w:val="16"/>
+                        </w:rPr>
+                        <w:t>{{ mst_4_11 }}</w:t>
+                      </w:r>
+                    </w:p>
                   </w:txbxContent>
                 </v:textbox>
               </v:rect>
@@ -2020,9 +2284,7 @@
                         <a:prstGeom prst="rect">
                           <a:avLst/>
                         </a:prstGeom>
-                        <a:solidFill>
-                          <a:srgbClr val="FFFFFF"/>
-                        </a:solidFill>
+                        <a:noFill/>
                         <a:ln w="9525">
                           <a:solidFill>
                             <a:srgbClr val="000000"/>
@@ -2034,7 +2296,19 @@
                       </wps:spPr>
                       <wps:txbx>
                         <w:txbxContent>
-                          <w:p/>
+                          <w:p>
+                            <w:pPr>
+                              <w:jc w:val="center"/>
+                              <w:spacing w:before="0" w:after="0"/>
+                            </w:pPr>
+                            <w:r>
+                              <w:rPr>
+                                <w:sz w:val="16"/>
+                                <w:szCs w:val="16"/>
+                              </w:rPr>
+                              <w:t>{{ mst_1_12 }}</w:t>
+                            </w:r>
+                          </w:p>
                         </w:txbxContent>
                       </wps:txbx>
                       <wps:bodyPr>
@@ -2054,10 +2328,22 @@
           </mc:Choice>
           <mc:Fallback>
             <w:pict>
-              <v:rect w14:anchorId="61D29A86" id="Rectangle 32" o:spid="_x0000_s1040" style="position:absolute;left:0;text-align:left;margin-left:136.7pt;margin-top:16.8pt;width:17.35pt;height:17.65pt;z-index:251662336;visibility:visible;mso-wrap-style:square;mso-width-percent:0;mso-height-percent:0;mso-wrap-distance-left:9pt;mso-wrap-distance-top:0;mso-wrap-distance-right:9pt;mso-wrap-distance-bottom:0;mso-position-horizontal:absolute;mso-position-horizontal-relative:text;mso-position-vertical:absolute;mso-position-vertical-relative:text;mso-width-percent:0;mso-height-percent:0;mso-width-relative:page;mso-height-relative:page;v-text-anchor:top" o:gfxdata="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">
+              <v:rect filled="f" w14:anchorId="61D29A86" id="Rectangle 32" o:spid="_x0000_s1040" style="position:absolute;left:0;text-align:left;margin-left:136.7pt;margin-top:16.8pt;width:17.35pt;height:17.65pt;z-index:251662336;visibility:visible;mso-wrap-style:square;mso-width-percent:0;mso-height-percent:0;mso-wrap-distance-left:9pt;mso-wrap-distance-top:0;mso-wrap-distance-right:9pt;mso-wrap-distance-bottom:0;mso-position-horizontal:absolute;mso-position-horizontal-relative:text;mso-position-vertical:absolute;mso-position-vertical-relative:text;mso-width-percent:0;mso-height-percent:0;mso-width-relative:page;mso-height-relative:page;v-text-anchor:top" o:gfxdata="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">
                 <v:textbox>
                   <w:txbxContent>
-                    <w:p/>
+                    <w:p>
+                      <w:pPr>
+                        <w:jc w:val="center"/>
+                        <w:spacing w:before="0" w:after="0"/>
+                      </w:pPr>
+                      <w:r>
+                        <w:rPr>
+                          <w:sz w:val="16"/>
+                          <w:szCs w:val="16"/>
+                        </w:rPr>
+                        <w:t>{{ mst_4_12 }}</w:t>
+                      </w:r>
+                    </w:p>
                   </w:txbxContent>
                 </v:textbox>
               </v:rect>
@@ -2680,9 +2966,7 @@
                         <a:prstGeom prst="rect">
                           <a:avLst/>
                         </a:prstGeom>
-                        <a:solidFill>
-                          <a:srgbClr val="FFFFFF"/>
-                        </a:solidFill>
+                        <a:noFill/>
                         <a:ln w="9525">
                           <a:solidFill>
                             <a:srgbClr val="000000"/>
@@ -2694,7 +2978,19 @@
                       </wps:spPr>
                       <wps:txbx>
                         <w:txbxContent>
-                          <w:p/>
+                          <w:p>
+                            <w:pPr>
+                              <w:jc w:val="center"/>
+                              <w:spacing w:before="0" w:after="0"/>
+                            </w:pPr>
+                            <w:r>
+                              <w:rPr>
+                                <w:sz w:val="16"/>
+                                <w:szCs w:val="16"/>
+                              </w:rPr>
+                              <w:t>{{ mst_2_0 }}</w:t>
+                            </w:r>
+                          </w:p>
                         </w:txbxContent>
                       </wps:txbx>
                       <wps:bodyPr>
@@ -2714,10 +3010,22 @@
           </mc:Choice>
           <mc:Fallback>
             <w:pict>
-              <v:rect w14:anchorId="677EE47D" id="Rectangle 27" o:spid="_x0000_s1041" style="position:absolute;left:0;text-align:left;margin-left:258.1pt;margin-top:16.8pt;width:17.35pt;height:17.65pt;z-index:251680768;visibility:visible;mso-wrap-style:square;mso-width-percent:0;mso-height-percent:0;mso-wrap-distance-left:9pt;mso-wrap-distance-top:0;mso-wrap-distance-right:9pt;mso-wrap-distance-bottom:0;mso-position-horizontal:absolute;mso-position-horizontal-relative:text;mso-position-vertical:absolute;mso-position-vertical-relative:text;mso-width-percent:0;mso-height-percent:0;mso-width-relative:page;mso-height-relative:page;v-text-anchor:top" o:gfxdata="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">
+              <v:rect filled="f" w14:anchorId="677EE47D" id="Rectangle 27" o:spid="_x0000_s1041" style="position:absolute;left:0;text-align:left;margin-left:258.1pt;margin-top:16.8pt;width:17.35pt;height:17.65pt;z-index:251680768;visibility:visible;mso-wrap-style:square;mso-width-percent:0;mso-height-percent:0;mso-wrap-distance-left:9pt;mso-wrap-distance-top:0;mso-wrap-distance-right:9pt;mso-wrap-distance-bottom:0;mso-position-horizontal:absolute;mso-position-horizontal-relative:text;mso-position-vertical:absolute;mso-position-vertical-relative:text;mso-width-percent:0;mso-height-percent:0;mso-width-relative:page;mso-height-relative:page;v-text-anchor:top" o:gfxdata="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">
                 <v:textbox>
                   <w:txbxContent>
-                    <w:p/>
+                    <w:p>
+                      <w:pPr>
+                        <w:jc w:val="center"/>
+                        <w:spacing w:before="0" w:after="0"/>
+                      </w:pPr>
+                      <w:r>
+                        <w:rPr>
+                          <w:sz w:val="16"/>
+                          <w:szCs w:val="16"/>
+                        </w:rPr>
+                        <w:t>{{ mst_5_0 }}</w:t>
+                      </w:r>
+                    </w:p>
                   </w:txbxContent>
                 </v:textbox>
               </v:rect>
@@ -2766,9 +3074,7 @@
                         <a:prstGeom prst="rect">
                           <a:avLst/>
                         </a:prstGeom>
-                        <a:solidFill>
-                          <a:srgbClr val="FFFFFF"/>
-                        </a:solidFill>
+                        <a:noFill/>
                         <a:ln w="9525">
                           <a:solidFill>
                             <a:srgbClr val="000000"/>
@@ -2780,7 +3086,19 @@
                       </wps:spPr>
                       <wps:txbx>
                         <w:txbxContent>
-                          <w:p/>
+                          <w:p>
+                            <w:pPr>
+                              <w:jc w:val="center"/>
+                              <w:spacing w:before="0" w:after="0"/>
+                            </w:pPr>
+                            <w:r>
+                              <w:rPr>
+                                <w:sz w:val="16"/>
+                                <w:szCs w:val="16"/>
+                              </w:rPr>
+                              <w:t>{{ mst_2_1 }}</w:t>
+                            </w:r>
+                          </w:p>
                         </w:txbxContent>
                       </wps:txbx>
                       <wps:bodyPr>
@@ -2800,10 +3118,22 @@
           </mc:Choice>
           <mc:Fallback>
             <w:pict>
-              <v:rect w14:anchorId="0A107923" id="Rectangle 26" o:spid="_x0000_s1042" style="position:absolute;left:0;text-align:left;margin-left:240.5pt;margin-top:16.8pt;width:17.35pt;height:17.65pt;z-index:251679744;visibility:visible;mso-wrap-style:square;mso-width-percent:0;mso-height-percent:0;mso-wrap-distance-left:9pt;mso-wrap-distance-top:0;mso-wrap-distance-right:9pt;mso-wrap-distance-bottom:0;mso-position-horizontal:absolute;mso-position-horizontal-relative:text;mso-position-vertical:absolute;mso-position-vertical-relative:text;mso-width-percent:0;mso-height-percent:0;mso-width-relative:page;mso-height-relative:page;v-text-anchor:top" o:gfxdata="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">
+              <v:rect filled="f" w14:anchorId="0A107923" id="Rectangle 26" o:spid="_x0000_s1042" style="position:absolute;left:0;text-align:left;margin-left:240.5pt;margin-top:16.8pt;width:17.35pt;height:17.65pt;z-index:251679744;visibility:visible;mso-wrap-style:square;mso-width-percent:0;mso-height-percent:0;mso-wrap-distance-left:9pt;mso-wrap-distance-top:0;mso-wrap-distance-right:9pt;mso-wrap-distance-bottom:0;mso-position-horizontal:absolute;mso-position-horizontal-relative:text;mso-position-vertical:absolute;mso-position-vertical-relative:text;mso-width-percent:0;mso-height-percent:0;mso-width-relative:page;mso-height-relative:page;v-text-anchor:top" o:gfxdata="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">
                 <v:textbox>
                   <w:txbxContent>
-                    <w:p/>
+                    <w:p>
+                      <w:pPr>
+                        <w:jc w:val="center"/>
+                        <w:spacing w:before="0" w:after="0"/>
+                      </w:pPr>
+                      <w:r>
+                        <w:rPr>
+                          <w:sz w:val="16"/>
+                          <w:szCs w:val="16"/>
+                        </w:rPr>
+                        <w:t>{{ mst_5_1 }}</w:t>
+                      </w:r>
+                    </w:p>
                   </w:txbxContent>
                 </v:textbox>
               </v:rect>
@@ -2852,9 +3182,7 @@
                         <a:prstGeom prst="rect">
                           <a:avLst/>
                         </a:prstGeom>
-                        <a:solidFill>
-                          <a:srgbClr val="FFFFFF"/>
-                        </a:solidFill>
+                        <a:noFill/>
                         <a:ln w="9525">
                           <a:solidFill>
                             <a:srgbClr val="000000"/>
@@ -2866,7 +3194,19 @@
                       </wps:spPr>
                       <wps:txbx>
                         <w:txbxContent>
-                          <w:p/>
+                          <w:p>
+                            <w:pPr>
+                              <w:jc w:val="center"/>
+                              <w:spacing w:before="0" w:after="0"/>
+                            </w:pPr>
+                            <w:r>
+                              <w:rPr>
+                                <w:sz w:val="16"/>
+                                <w:szCs w:val="16"/>
+                              </w:rPr>
+                              <w:t>{{ mst_2_2 }}</w:t>
+                            </w:r>
+                          </w:p>
                         </w:txbxContent>
                       </wps:txbx>
                       <wps:bodyPr>
@@ -2886,10 +3226,22 @@
           </mc:Choice>
           <mc:Fallback>
             <w:pict>
-              <v:rect w14:anchorId="3503F281" id="Rectangle 19" o:spid="_x0000_s1043" style="position:absolute;left:0;text-align:left;margin-left:362.45pt;margin-top:16.8pt;width:17.35pt;height:17.7pt;z-index:251687936;visibility:visible;mso-wrap-style:square;mso-width-percent:0;mso-height-percent:0;mso-wrap-distance-left:9pt;mso-wrap-distance-top:0;mso-wrap-distance-right:9pt;mso-wrap-distance-bottom:0;mso-position-horizontal:absolute;mso-position-horizontal-relative:text;mso-position-vertical:absolute;mso-position-vertical-relative:text;mso-width-percent:0;mso-height-percent:0;mso-width-relative:page;mso-height-relative:page;v-text-anchor:top" o:gfxdata="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">
+              <v:rect filled="f" w14:anchorId="3503F281" id="Rectangle 19" o:spid="_x0000_s1043" style="position:absolute;left:0;text-align:left;margin-left:362.45pt;margin-top:16.8pt;width:17.35pt;height:17.7pt;z-index:251687936;visibility:visible;mso-wrap-style:square;mso-width-percent:0;mso-height-percent:0;mso-wrap-distance-left:9pt;mso-wrap-distance-top:0;mso-wrap-distance-right:9pt;mso-wrap-distance-bottom:0;mso-position-horizontal:absolute;mso-position-horizontal-relative:text;mso-position-vertical:absolute;mso-position-vertical-relative:text;mso-width-percent:0;mso-height-percent:0;mso-width-relative:page;mso-height-relative:page;v-text-anchor:top" o:gfxdata="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">
                 <v:textbox>
                   <w:txbxContent>
-                    <w:p/>
+                    <w:p>
+                      <w:pPr>
+                        <w:jc w:val="center"/>
+                        <w:spacing w:before="0" w:after="0"/>
+                      </w:pPr>
+                      <w:r>
+                        <w:rPr>
+                          <w:sz w:val="16"/>
+                          <w:szCs w:val="16"/>
+                        </w:rPr>
+                        <w:t>{{ mst_5_2 }}</w:t>
+                      </w:r>
+                    </w:p>
                   </w:txbxContent>
                 </v:textbox>
               </v:rect>
@@ -2938,9 +3290,7 @@
                         <a:prstGeom prst="rect">
                           <a:avLst/>
                         </a:prstGeom>
-                        <a:solidFill>
-                          <a:srgbClr val="FFFFFF"/>
-                        </a:solidFill>
+                        <a:noFill/>
                         <a:ln w="9525">
                           <a:solidFill>
                             <a:srgbClr val="000000"/>
@@ -2952,7 +3302,19 @@
                       </wps:spPr>
                       <wps:txbx>
                         <w:txbxContent>
-                          <w:p/>
+                          <w:p>
+                            <w:pPr>
+                              <w:jc w:val="center"/>
+                              <w:spacing w:before="0" w:after="0"/>
+                            </w:pPr>
+                            <w:r>
+                              <w:rPr>
+                                <w:sz w:val="16"/>
+                                <w:szCs w:val="16"/>
+                              </w:rPr>
+                              <w:t>{{ mst_2_3 }}</w:t>
+                            </w:r>
+                          </w:p>
                         </w:txbxContent>
                       </wps:txbx>
                       <wps:bodyPr>
@@ -2972,10 +3334,22 @@
           </mc:Choice>
           <mc:Fallback>
             <w:pict>
-              <v:rect w14:anchorId="737B20F1" id="Rectangle 18" o:spid="_x0000_s1044" style="position:absolute;left:0;text-align:left;margin-left:345.1pt;margin-top:16.75pt;width:17.35pt;height:17.7pt;z-index:251686912;visibility:visible;mso-wrap-style:square;mso-width-percent:0;mso-height-percent:0;mso-wrap-distance-left:9pt;mso-wrap-distance-top:0;mso-wrap-distance-right:9pt;mso-wrap-distance-bottom:0;mso-position-horizontal:absolute;mso-position-horizontal-relative:text;mso-position-vertical:absolute;mso-position-vertical-relative:text;mso-width-percent:0;mso-height-percent:0;mso-width-relative:page;mso-height-relative:page;v-text-anchor:top" o:gfxdata="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">
+              <v:rect filled="f" w14:anchorId="737B20F1" id="Rectangle 18" o:spid="_x0000_s1044" style="position:absolute;left:0;text-align:left;margin-left:345.1pt;margin-top:16.75pt;width:17.35pt;height:17.7pt;z-index:251686912;visibility:visible;mso-wrap-style:square;mso-width-percent:0;mso-height-percent:0;mso-wrap-distance-left:9pt;mso-wrap-distance-top:0;mso-wrap-distance-right:9pt;mso-wrap-distance-bottom:0;mso-position-horizontal:absolute;mso-position-horizontal-relative:text;mso-position-vertical:absolute;mso-position-vertical-relative:text;mso-width-percent:0;mso-height-percent:0;mso-width-relative:page;mso-height-relative:page;v-text-anchor:top" o:gfxdata="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">
                 <v:textbox>
                   <w:txbxContent>
-                    <w:p/>
+                    <w:p>
+                      <w:pPr>
+                        <w:jc w:val="center"/>
+                        <w:spacing w:before="0" w:after="0"/>
+                      </w:pPr>
+                      <w:r>
+                        <w:rPr>
+                          <w:sz w:val="16"/>
+                          <w:szCs w:val="16"/>
+                        </w:rPr>
+                        <w:t>{{ mst_5_3 }}</w:t>
+                      </w:r>
+                    </w:p>
                   </w:txbxContent>
                 </v:textbox>
               </v:rect>
@@ -3024,9 +3398,7 @@
                         <a:prstGeom prst="rect">
                           <a:avLst/>
                         </a:prstGeom>
-                        <a:solidFill>
-                          <a:srgbClr val="FFFFFF"/>
-                        </a:solidFill>
+                        <a:noFill/>
                         <a:ln w="9525">
                           <a:solidFill>
                             <a:srgbClr val="000000"/>
@@ -3038,7 +3410,19 @@
                       </wps:spPr>
                       <wps:txbx>
                         <w:txbxContent>
-                          <w:p/>
+                          <w:p>
+                            <w:pPr>
+                              <w:jc w:val="center"/>
+                              <w:spacing w:before="0" w:after="0"/>
+                            </w:pPr>
+                            <w:r>
+                              <w:rPr>
+                                <w:sz w:val="16"/>
+                                <w:szCs w:val="16"/>
+                              </w:rPr>
+                              <w:t>{{ mst_2_4 }}</w:t>
+                            </w:r>
+                          </w:p>
                         </w:txbxContent>
                       </wps:txbx>
                       <wps:bodyPr>
@@ -3058,10 +3442,22 @@
           </mc:Choice>
           <mc:Fallback>
             <w:pict>
-              <v:rect w14:anchorId="55ABB4D6" id="Rectangle 17" o:spid="_x0000_s1045" style="position:absolute;left:0;text-align:left;margin-left:327.75pt;margin-top:16.75pt;width:17.35pt;height:17.7pt;z-index:251685888;visibility:visible;mso-wrap-style:square;mso-width-percent:0;mso-height-percent:0;mso-wrap-distance-left:9pt;mso-wrap-distance-top:0;mso-wrap-distance-right:9pt;mso-wrap-distance-bottom:0;mso-position-horizontal:absolute;mso-position-horizontal-relative:text;mso-position-vertical:absolute;mso-position-vertical-relative:text;mso-width-percent:0;mso-height-percent:0;mso-width-relative:page;mso-height-relative:page;v-text-anchor:top" o:gfxdata="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">
+              <v:rect filled="f" w14:anchorId="55ABB4D6" id="Rectangle 17" o:spid="_x0000_s1045" style="position:absolute;left:0;text-align:left;margin-left:327.75pt;margin-top:16.75pt;width:17.35pt;height:17.7pt;z-index:251685888;visibility:visible;mso-wrap-style:square;mso-width-percent:0;mso-height-percent:0;mso-wrap-distance-left:9pt;mso-wrap-distance-top:0;mso-wrap-distance-right:9pt;mso-wrap-distance-bottom:0;mso-position-horizontal:absolute;mso-position-horizontal-relative:text;mso-position-vertical:absolute;mso-position-vertical-relative:text;mso-width-percent:0;mso-height-percent:0;mso-width-relative:page;mso-height-relative:page;v-text-anchor:top" o:gfxdata="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">
                 <v:textbox>
                   <w:txbxContent>
-                    <w:p/>
+                    <w:p>
+                      <w:pPr>
+                        <w:jc w:val="center"/>
+                        <w:spacing w:before="0" w:after="0"/>
+                      </w:pPr>
+                      <w:r>
+                        <w:rPr>
+                          <w:sz w:val="16"/>
+                          <w:szCs w:val="16"/>
+                        </w:rPr>
+                        <w:t>{{ mst_5_4 }}</w:t>
+                      </w:r>
+                    </w:p>
                   </w:txbxContent>
                 </v:textbox>
               </v:rect>
@@ -3110,9 +3506,7 @@
                         <a:prstGeom prst="rect">
                           <a:avLst/>
                         </a:prstGeom>
-                        <a:solidFill>
-                          <a:srgbClr val="FFFFFF"/>
-                        </a:solidFill>
+                        <a:noFill/>
                         <a:ln w="9525">
                           <a:solidFill>
                             <a:srgbClr val="000000"/>
@@ -3124,7 +3518,19 @@
                       </wps:spPr>
                       <wps:txbx>
                         <w:txbxContent>
-                          <w:p/>
+                          <w:p>
+                            <w:pPr>
+                              <w:jc w:val="center"/>
+                              <w:spacing w:before="0" w:after="0"/>
+                            </w:pPr>
+                            <w:r>
+                              <w:rPr>
+                                <w:sz w:val="16"/>
+                                <w:szCs w:val="16"/>
+                              </w:rPr>
+                              <w:t>{{ mst_2_5 }}</w:t>
+                            </w:r>
+                          </w:p>
                         </w:txbxContent>
                       </wps:txbx>
                       <wps:bodyPr>
@@ -3144,10 +3550,22 @@
           </mc:Choice>
           <mc:Fallback>
             <w:pict>
-              <v:rect w14:anchorId="3745562D" id="Rectangle 16" o:spid="_x0000_s1046" style="position:absolute;left:0;text-align:left;margin-left:293.05pt;margin-top:16.75pt;width:17.35pt;height:17.7pt;z-index:251682816;visibility:visible;mso-wrap-style:square;mso-width-percent:0;mso-height-percent:0;mso-wrap-distance-left:9pt;mso-wrap-distance-top:0;mso-wrap-distance-right:9pt;mso-wrap-distance-bottom:0;mso-position-horizontal:absolute;mso-position-horizontal-relative:text;mso-position-vertical:absolute;mso-position-vertical-relative:text;mso-width-percent:0;mso-height-percent:0;mso-width-relative:page;mso-height-relative:page;v-text-anchor:top" o:gfxdata="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">
+              <v:rect filled="f" w14:anchorId="3745562D" id="Rectangle 16" o:spid="_x0000_s1046" style="position:absolute;left:0;text-align:left;margin-left:293.05pt;margin-top:16.75pt;width:17.35pt;height:17.7pt;z-index:251682816;visibility:visible;mso-wrap-style:square;mso-width-percent:0;mso-height-percent:0;mso-wrap-distance-left:9pt;mso-wrap-distance-top:0;mso-wrap-distance-right:9pt;mso-wrap-distance-bottom:0;mso-position-horizontal:absolute;mso-position-horizontal-relative:text;mso-position-vertical:absolute;mso-position-vertical-relative:text;mso-width-percent:0;mso-height-percent:0;mso-width-relative:page;mso-height-relative:page;v-text-anchor:top" o:gfxdata="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">
                 <v:textbox>
                   <w:txbxContent>
-                    <w:p/>
+                    <w:p>
+                      <w:pPr>
+                        <w:jc w:val="center"/>
+                        <w:spacing w:before="0" w:after="0"/>
+                      </w:pPr>
+                      <w:r>
+                        <w:rPr>
+                          <w:sz w:val="16"/>
+                          <w:szCs w:val="16"/>
+                        </w:rPr>
+                        <w:t>{{ mst_5_5 }}</w:t>
+                      </w:r>
+                    </w:p>
                   </w:txbxContent>
                 </v:textbox>
               </v:rect>
@@ -3196,9 +3614,7 @@
                         <a:prstGeom prst="rect">
                           <a:avLst/>
                         </a:prstGeom>
-                        <a:solidFill>
-                          <a:srgbClr val="FFFFFF"/>
-                        </a:solidFill>
+                        <a:noFill/>
                         <a:ln w="9525">
                           <a:solidFill>
                             <a:srgbClr val="000000"/>
@@ -3210,7 +3626,19 @@
                       </wps:spPr>
                       <wps:txbx>
                         <w:txbxContent>
-                          <w:p/>
+                          <w:p>
+                            <w:pPr>
+                              <w:jc w:val="center"/>
+                              <w:spacing w:before="0" w:after="0"/>
+                            </w:pPr>
+                            <w:r>
+                              <w:rPr>
+                                <w:sz w:val="16"/>
+                                <w:szCs w:val="16"/>
+                              </w:rPr>
+                              <w:t>{{ mst_2_6 }}</w:t>
+                            </w:r>
+                          </w:p>
                         </w:txbxContent>
                       </wps:txbx>
                       <wps:bodyPr>
@@ -3230,10 +3658,22 @@
           </mc:Choice>
           <mc:Fallback>
             <w:pict>
-              <v:rect w14:anchorId="7A07CD6B" id="Rectangle 15" o:spid="_x0000_s1047" style="position:absolute;left:0;text-align:left;margin-left:275.45pt;margin-top:16.75pt;width:17.35pt;height:17.7pt;z-index:251681792;visibility:visible;mso-wrap-style:square;mso-width-percent:0;mso-height-percent:0;mso-wrap-distance-left:9pt;mso-wrap-distance-top:0;mso-wrap-distance-right:9pt;mso-wrap-distance-bottom:0;mso-position-horizontal:absolute;mso-position-horizontal-relative:text;mso-position-vertical:absolute;mso-position-vertical-relative:text;mso-width-percent:0;mso-height-percent:0;mso-width-relative:page;mso-height-relative:page;v-text-anchor:top" o:gfxdata="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">
+              <v:rect filled="f" w14:anchorId="7A07CD6B" id="Rectangle 15" o:spid="_x0000_s1047" style="position:absolute;left:0;text-align:left;margin-left:275.45pt;margin-top:16.75pt;width:17.35pt;height:17.7pt;z-index:251681792;visibility:visible;mso-wrap-style:square;mso-width-percent:0;mso-height-percent:0;mso-wrap-distance-left:9pt;mso-wrap-distance-top:0;mso-wrap-distance-right:9pt;mso-wrap-distance-bottom:0;mso-position-horizontal:absolute;mso-position-horizontal-relative:text;mso-position-vertical:absolute;mso-position-vertical-relative:text;mso-width-percent:0;mso-height-percent:0;mso-width-relative:page;mso-height-relative:page;v-text-anchor:top" o:gfxdata="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">
                 <v:textbox>
                   <w:txbxContent>
-                    <w:p/>
+                    <w:p>
+                      <w:pPr>
+                        <w:jc w:val="center"/>
+                        <w:spacing w:before="0" w:after="0"/>
+                      </w:pPr>
+                      <w:r>
+                        <w:rPr>
+                          <w:sz w:val="16"/>
+                          <w:szCs w:val="16"/>
+                        </w:rPr>
+                        <w:t>{{ mst_5_6 }}</w:t>
+                      </w:r>
+                    </w:p>
                   </w:txbxContent>
                 </v:textbox>
               </v:rect>
@@ -3282,9 +3722,7 @@
                         <a:prstGeom prst="rect">
                           <a:avLst/>
                         </a:prstGeom>
-                        <a:solidFill>
-                          <a:srgbClr val="FFFFFF"/>
-                        </a:solidFill>
+                        <a:noFill/>
                         <a:ln w="9525">
                           <a:solidFill>
                             <a:srgbClr val="000000"/>
@@ -3296,7 +3734,19 @@
                       </wps:spPr>
                       <wps:txbx>
                         <w:txbxContent>
-                          <w:p/>
+                          <w:p>
+                            <w:pPr>
+                              <w:jc w:val="center"/>
+                              <w:spacing w:before="0" w:after="0"/>
+                            </w:pPr>
+                            <w:r>
+                              <w:rPr>
+                                <w:sz w:val="16"/>
+                                <w:szCs w:val="16"/>
+                              </w:rPr>
+                              <w:t>{{ mst_2_7 }}</w:t>
+                            </w:r>
+                          </w:p>
                         </w:txbxContent>
                       </wps:txbx>
                       <wps:bodyPr>
@@ -3316,10 +3766,22 @@
           </mc:Choice>
           <mc:Fallback>
             <w:pict>
-              <v:rect w14:anchorId="1860703E" id="Rectangle 14" o:spid="_x0000_s1048" style="position:absolute;left:0;text-align:left;margin-left:171.5pt;margin-top:16.75pt;width:17.35pt;height:17.7pt;z-index:251677696;visibility:visible;mso-wrap-style:square;mso-width-percent:0;mso-height-percent:0;mso-wrap-distance-left:9pt;mso-wrap-distance-top:0;mso-wrap-distance-right:9pt;mso-wrap-distance-bottom:0;mso-position-horizontal:absolute;mso-position-horizontal-relative:text;mso-position-vertical:absolute;mso-position-vertical-relative:text;mso-width-percent:0;mso-height-percent:0;mso-width-relative:page;mso-height-relative:page;v-text-anchor:top" o:gfxdata="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">
+              <v:rect filled="f" w14:anchorId="1860703E" id="Rectangle 14" o:spid="_x0000_s1048" style="position:absolute;left:0;text-align:left;margin-left:171.5pt;margin-top:16.75pt;width:17.35pt;height:17.7pt;z-index:251677696;visibility:visible;mso-wrap-style:square;mso-width-percent:0;mso-height-percent:0;mso-wrap-distance-left:9pt;mso-wrap-distance-top:0;mso-wrap-distance-right:9pt;mso-wrap-distance-bottom:0;mso-position-horizontal:absolute;mso-position-horizontal-relative:text;mso-position-vertical:absolute;mso-position-vertical-relative:text;mso-width-percent:0;mso-height-percent:0;mso-width-relative:page;mso-height-relative:page;v-text-anchor:top" o:gfxdata="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">
                 <v:textbox>
                   <w:txbxContent>
-                    <w:p/>
+                    <w:p>
+                      <w:pPr>
+                        <w:jc w:val="center"/>
+                        <w:spacing w:before="0" w:after="0"/>
+                      </w:pPr>
+                      <w:r>
+                        <w:rPr>
+                          <w:sz w:val="16"/>
+                          <w:szCs w:val="16"/>
+                        </w:rPr>
+                        <w:t>{{ mst_5_7 }}</w:t>
+                      </w:r>
+                    </w:p>
                   </w:txbxContent>
                 </v:textbox>
               </v:rect>
@@ -3368,9 +3830,7 @@
                         <a:prstGeom prst="rect">
                           <a:avLst/>
                         </a:prstGeom>
-                        <a:solidFill>
-                          <a:srgbClr val="FFFFFF"/>
-                        </a:solidFill>
+                        <a:noFill/>
                         <a:ln w="9525">
                           <a:solidFill>
                             <a:srgbClr val="000000"/>
@@ -3382,7 +3842,19 @@
                       </wps:spPr>
                       <wps:txbx>
                         <w:txbxContent>
-                          <w:p/>
+                          <w:p>
+                            <w:pPr>
+                              <w:jc w:val="center"/>
+                              <w:spacing w:before="0" w:after="0"/>
+                            </w:pPr>
+                            <w:r>
+                              <w:rPr>
+                                <w:sz w:val="16"/>
+                                <w:szCs w:val="16"/>
+                              </w:rPr>
+                              <w:t>{{ mst_2_8 }}</w:t>
+                            </w:r>
+                          </w:p>
                         </w:txbxContent>
                       </wps:txbx>
                       <wps:bodyPr>
@@ -3402,10 +3874,22 @@
           </mc:Choice>
           <mc:Fallback>
             <w:pict>
-              <v:rect w14:anchorId="46BEC36E" id="Rectangle 12" o:spid="_x0000_s1049" style="position:absolute;left:0;text-align:left;margin-left:189.1pt;margin-top:16.75pt;width:17.35pt;height:17.7pt;z-index:251678720;visibility:visible;mso-wrap-style:square;mso-width-percent:0;mso-height-percent:0;mso-wrap-distance-left:9pt;mso-wrap-distance-top:0;mso-wrap-distance-right:9pt;mso-wrap-distance-bottom:0;mso-position-horizontal:absolute;mso-position-horizontal-relative:text;mso-position-vertical:absolute;mso-position-vertical-relative:text;mso-width-percent:0;mso-height-percent:0;mso-width-relative:page;mso-height-relative:page;v-text-anchor:top" o:gfxdata="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">
+              <v:rect filled="f" w14:anchorId="46BEC36E" id="Rectangle 12" o:spid="_x0000_s1049" style="position:absolute;left:0;text-align:left;margin-left:189.1pt;margin-top:16.75pt;width:17.35pt;height:17.7pt;z-index:251678720;visibility:visible;mso-wrap-style:square;mso-width-percent:0;mso-height-percent:0;mso-wrap-distance-left:9pt;mso-wrap-distance-top:0;mso-wrap-distance-right:9pt;mso-wrap-distance-bottom:0;mso-position-horizontal:absolute;mso-position-horizontal-relative:text;mso-position-vertical:absolute;mso-position-vertical-relative:text;mso-width-percent:0;mso-height-percent:0;mso-width-relative:page;mso-height-relative:page;v-text-anchor:top" o:gfxdata="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">
                 <v:textbox>
                   <w:txbxContent>
-                    <w:p/>
+                    <w:p>
+                      <w:pPr>
+                        <w:jc w:val="center"/>
+                        <w:spacing w:before="0" w:after="0"/>
+                      </w:pPr>
+                      <w:r>
+                        <w:rPr>
+                          <w:sz w:val="16"/>
+                          <w:szCs w:val="16"/>
+                        </w:rPr>
+                        <w:t>{{ mst_5_8 }}</w:t>
+                      </w:r>
+                    </w:p>
                   </w:txbxContent>
                 </v:textbox>
               </v:rect>
@@ -3454,9 +3938,7 @@
                         <a:prstGeom prst="rect">
                           <a:avLst/>
                         </a:prstGeom>
-                        <a:solidFill>
-                          <a:srgbClr val="FFFFFF"/>
-                        </a:solidFill>
+                        <a:noFill/>
                         <a:ln w="9525">
                           <a:solidFill>
                             <a:srgbClr val="000000"/>
@@ -3468,7 +3950,19 @@
                       </wps:spPr>
                       <wps:txbx>
                         <w:txbxContent>
-                          <w:p/>
+                          <w:p>
+                            <w:pPr>
+                              <w:jc w:val="center"/>
+                              <w:spacing w:before="0" w:after="0"/>
+                            </w:pPr>
+                            <w:r>
+                              <w:rPr>
+                                <w:sz w:val="16"/>
+                                <w:szCs w:val="16"/>
+                              </w:rPr>
+                              <w:t>{{ mst_2_9 }}</w:t>
+                            </w:r>
+                          </w:p>
                         </w:txbxContent>
                       </wps:txbx>
                       <wps:bodyPr>
@@ -3488,10 +3982,22 @@
           </mc:Choice>
           <mc:Fallback>
             <w:pict>
-              <v:rect w14:anchorId="1F5C22B0" id="Rectangle 11" o:spid="_x0000_s1050" style="position:absolute;left:0;text-align:left;margin-left:223.6pt;margin-top:16.75pt;width:17.35pt;height:17.7pt;z-index:251684864;visibility:visible;mso-wrap-style:square;mso-width-percent:0;mso-height-percent:0;mso-wrap-distance-left:9pt;mso-wrap-distance-top:0;mso-wrap-distance-right:9pt;mso-wrap-distance-bottom:0;mso-position-horizontal:absolute;mso-position-horizontal-relative:text;mso-position-vertical:absolute;mso-position-vertical-relative:text;mso-width-percent:0;mso-height-percent:0;mso-width-relative:page;mso-height-relative:page;v-text-anchor:top" o:gfxdata="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">
+              <v:rect filled="f" w14:anchorId="1F5C22B0" id="Rectangle 11" o:spid="_x0000_s1050" style="position:absolute;left:0;text-align:left;margin-left:223.6pt;margin-top:16.75pt;width:17.35pt;height:17.7pt;z-index:251684864;visibility:visible;mso-wrap-style:square;mso-width-percent:0;mso-height-percent:0;mso-wrap-distance-left:9pt;mso-wrap-distance-top:0;mso-wrap-distance-right:9pt;mso-wrap-distance-bottom:0;mso-position-horizontal:absolute;mso-position-horizontal-relative:text;mso-position-vertical:absolute;mso-position-vertical-relative:text;mso-width-percent:0;mso-height-percent:0;mso-width-relative:page;mso-height-relative:page;v-text-anchor:top" o:gfxdata="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">
                 <v:textbox>
                   <w:txbxContent>
-                    <w:p/>
+                    <w:p>
+                      <w:pPr>
+                        <w:jc w:val="center"/>
+                        <w:spacing w:before="0" w:after="0"/>
+                      </w:pPr>
+                      <w:r>
+                        <w:rPr>
+                          <w:sz w:val="16"/>
+                          <w:szCs w:val="16"/>
+                        </w:rPr>
+                        <w:t>{{ mst_5_9 }}</w:t>
+                      </w:r>
+                    </w:p>
                   </w:txbxContent>
                 </v:textbox>
               </v:rect>
@@ -3540,9 +4046,7 @@
                         <a:prstGeom prst="rect">
                           <a:avLst/>
                         </a:prstGeom>
-                        <a:solidFill>
-                          <a:srgbClr val="FFFFFF"/>
-                        </a:solidFill>
+                        <a:noFill/>
                         <a:ln w="9525">
                           <a:solidFill>
                             <a:srgbClr val="000000"/>
@@ -3554,7 +4058,19 @@
                       </wps:spPr>
                       <wps:txbx>
                         <w:txbxContent>
-                          <w:p/>
+                          <w:p>
+                            <w:pPr>
+                              <w:jc w:val="center"/>
+                              <w:spacing w:before="0" w:after="0"/>
+                            </w:pPr>
+                            <w:r>
+                              <w:rPr>
+                                <w:sz w:val="16"/>
+                                <w:szCs w:val="16"/>
+                              </w:rPr>
+                              <w:t>{{ mst_2_10 }}</w:t>
+                            </w:r>
+                          </w:p>
                         </w:txbxContent>
                       </wps:txbx>
                       <wps:bodyPr>
@@ -3574,10 +4090,22 @@
           </mc:Choice>
           <mc:Fallback>
             <w:pict>
-              <v:rect w14:anchorId="2CAB779B" id="Rectangle 10" o:spid="_x0000_s1051" style="position:absolute;left:0;text-align:left;margin-left:206pt;margin-top:16.75pt;width:17.35pt;height:17.7pt;z-index:251683840;visibility:visible;mso-wrap-style:square;mso-width-percent:0;mso-height-percent:0;mso-wrap-distance-left:9pt;mso-wrap-distance-top:0;mso-wrap-distance-right:9pt;mso-wrap-distance-bottom:0;mso-position-horizontal:absolute;mso-position-horizontal-relative:text;mso-position-vertical:absolute;mso-position-vertical-relative:text;mso-width-percent:0;mso-height-percent:0;mso-width-relative:page;mso-height-relative:page;v-text-anchor:top" o:gfxdata="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">
+              <v:rect filled="f" w14:anchorId="2CAB779B" id="Rectangle 10" o:spid="_x0000_s1051" style="position:absolute;left:0;text-align:left;margin-left:206pt;margin-top:16.75pt;width:17.35pt;height:17.7pt;z-index:251683840;visibility:visible;mso-wrap-style:square;mso-width-percent:0;mso-height-percent:0;mso-wrap-distance-left:9pt;mso-wrap-distance-top:0;mso-wrap-distance-right:9pt;mso-wrap-distance-bottom:0;mso-position-horizontal:absolute;mso-position-horizontal-relative:text;mso-position-vertical:absolute;mso-position-vertical-relative:text;mso-width-percent:0;mso-height-percent:0;mso-width-relative:page;mso-height-relative:page;v-text-anchor:top" o:gfxdata="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">
                 <v:textbox>
                   <w:txbxContent>
-                    <w:p/>
+                    <w:p>
+                      <w:pPr>
+                        <w:jc w:val="center"/>
+                        <w:spacing w:before="0" w:after="0"/>
+                      </w:pPr>
+                      <w:r>
+                        <w:rPr>
+                          <w:sz w:val="16"/>
+                          <w:szCs w:val="16"/>
+                        </w:rPr>
+                        <w:t>{{ mst_5_10 }}</w:t>
+                      </w:r>
+                    </w:p>
                   </w:txbxContent>
                 </v:textbox>
               </v:rect>
@@ -3626,9 +4154,7 @@
                         <a:prstGeom prst="rect">
                           <a:avLst/>
                         </a:prstGeom>
-                        <a:solidFill>
-                          <a:srgbClr val="FFFFFF"/>
-                        </a:solidFill>
+                        <a:noFill/>
                         <a:ln w="9525">
                           <a:solidFill>
                             <a:srgbClr val="000000"/>
@@ -3640,7 +4166,19 @@
                       </wps:spPr>
                       <wps:txbx>
                         <w:txbxContent>
-                          <w:p/>
+                          <w:p>
+                            <w:pPr>
+                              <w:jc w:val="center"/>
+                              <w:spacing w:before="0" w:after="0"/>
+                            </w:pPr>
+                            <w:r>
+                              <w:rPr>
+                                <w:sz w:val="16"/>
+                                <w:szCs w:val="16"/>
+                              </w:rPr>
+                              <w:t>{{ mst_2_11 }}</w:t>
+                            </w:r>
+                          </w:p>
                         </w:txbxContent>
                       </wps:txbx>
                       <wps:bodyPr>
@@ -3660,10 +4198,22 @@
           </mc:Choice>
           <mc:Fallback>
             <w:pict>
-              <v:rect w14:anchorId="49183B97" id="Rectangle 9" o:spid="_x0000_s1052" style="position:absolute;left:0;text-align:left;margin-left:154.3pt;margin-top:16.8pt;width:17.35pt;height:17.65pt;z-index:251676672;visibility:visible;mso-wrap-style:square;mso-width-percent:0;mso-height-percent:0;mso-wrap-distance-left:9pt;mso-wrap-distance-top:0;mso-wrap-distance-right:9pt;mso-wrap-distance-bottom:0;mso-position-horizontal:absolute;mso-position-horizontal-relative:text;mso-position-vertical:absolute;mso-position-vertical-relative:text;mso-width-percent:0;mso-height-percent:0;mso-width-relative:page;mso-height-relative:page;v-text-anchor:top" o:gfxdata="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">
+              <v:rect filled="f" w14:anchorId="49183B97" id="Rectangle 9" o:spid="_x0000_s1052" style="position:absolute;left:0;text-align:left;margin-left:154.3pt;margin-top:16.8pt;width:17.35pt;height:17.65pt;z-index:251676672;visibility:visible;mso-wrap-style:square;mso-width-percent:0;mso-height-percent:0;mso-wrap-distance-left:9pt;mso-wrap-distance-top:0;mso-wrap-distance-right:9pt;mso-wrap-distance-bottom:0;mso-position-horizontal:absolute;mso-position-horizontal-relative:text;mso-position-vertical:absolute;mso-position-vertical-relative:text;mso-width-percent:0;mso-height-percent:0;mso-width-relative:page;mso-height-relative:page;v-text-anchor:top" o:gfxdata="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">
                 <v:textbox>
                   <w:txbxContent>
-                    <w:p/>
+                    <w:p>
+                      <w:pPr>
+                        <w:jc w:val="center"/>
+                        <w:spacing w:before="0" w:after="0"/>
+                      </w:pPr>
+                      <w:r>
+                        <w:rPr>
+                          <w:sz w:val="16"/>
+                          <w:szCs w:val="16"/>
+                        </w:rPr>
+                        <w:t>{{ mst_5_11 }}</w:t>
+                      </w:r>
+                    </w:p>
                   </w:txbxContent>
                 </v:textbox>
               </v:rect>
@@ -3712,9 +4262,7 @@
                         <a:prstGeom prst="rect">
                           <a:avLst/>
                         </a:prstGeom>
-                        <a:solidFill>
-                          <a:srgbClr val="FFFFFF"/>
-                        </a:solidFill>
+                        <a:noFill/>
                         <a:ln w="9525">
                           <a:solidFill>
                             <a:srgbClr val="000000"/>
@@ -3726,7 +4274,19 @@
                       </wps:spPr>
                       <wps:txbx>
                         <w:txbxContent>
-                          <w:p/>
+                          <w:p>
+                            <w:pPr>
+                              <w:jc w:val="center"/>
+                              <w:spacing w:before="0" w:after="0"/>
+                            </w:pPr>
+                            <w:r>
+                              <w:rPr>
+                                <w:sz w:val="16"/>
+                                <w:szCs w:val="16"/>
+                              </w:rPr>
+                              <w:t>{{ mst_2_12 }}</w:t>
+                            </w:r>
+                          </w:p>
                         </w:txbxContent>
                       </wps:txbx>
                       <wps:bodyPr>
@@ -3746,10 +4306,22 @@
           </mc:Choice>
           <mc:Fallback>
             <w:pict>
-              <v:rect w14:anchorId="41B2F83B" id="Rectangle 8" o:spid="_x0000_s1053" style="position:absolute;left:0;text-align:left;margin-left:136.7pt;margin-top:16.8pt;width:17.35pt;height:17.65pt;z-index:251675648;visibility:visible;mso-wrap-style:square;mso-width-percent:0;mso-height-percent:0;mso-wrap-distance-left:9pt;mso-wrap-distance-top:0;mso-wrap-distance-right:9pt;mso-wrap-distance-bottom:0;mso-position-horizontal:absolute;mso-position-horizontal-relative:text;mso-position-vertical:absolute;mso-position-vertical-relative:text;mso-width-percent:0;mso-height-percent:0;mso-width-relative:page;mso-height-relative:page;v-text-anchor:top" o:gfxdata="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">
+              <v:rect filled="f" w14:anchorId="41B2F83B" id="Rectangle 8" o:spid="_x0000_s1053" style="position:absolute;left:0;text-align:left;margin-left:136.7pt;margin-top:16.8pt;width:17.35pt;height:17.65pt;z-index:251675648;visibility:visible;mso-wrap-style:square;mso-width-percent:0;mso-height-percent:0;mso-wrap-distance-left:9pt;mso-wrap-distance-top:0;mso-wrap-distance-right:9pt;mso-wrap-distance-bottom:0;mso-position-horizontal:absolute;mso-position-horizontal-relative:text;mso-position-vertical:absolute;mso-position-vertical-relative:text;mso-width-percent:0;mso-height-percent:0;mso-width-relative:page;mso-height-relative:page;v-text-anchor:top" o:gfxdata="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">
                 <v:textbox>
                   <w:txbxContent>
-                    <w:p/>
+                    <w:p>
+                      <w:pPr>
+                        <w:jc w:val="center"/>
+                        <w:spacing w:before="0" w:after="0"/>
+                      </w:pPr>
+                      <w:r>
+                        <w:rPr>
+                          <w:sz w:val="16"/>
+                          <w:szCs w:val="16"/>
+                        </w:rPr>
+                        <w:t>{{ mst_5_12 }}</w:t>
+                      </w:r>
+                    </w:p>
                   </w:txbxContent>
                 </v:textbox>
               </v:rect>
@@ -6895,9 +7467,7 @@
                         <a:prstGeom prst="rect">
                           <a:avLst/>
                         </a:prstGeom>
-                        <a:solidFill>
-                          <a:srgbClr val="FFFFFF"/>
-                        </a:solidFill>
+                        <a:noFill/>
                         <a:ln w="9525">
                           <a:solidFill>
                             <a:srgbClr val="000000"/>
@@ -6909,7 +7479,19 @@
                       </wps:spPr>
                       <wps:txbx>
                         <w:txbxContent>
-                          <w:p/>
+                          <w:p>
+                            <w:pPr>
+                              <w:jc w:val="center"/>
+                              <w:spacing w:before="0" w:after="0"/>
+                            </w:pPr>
+                            <w:r>
+                              <w:rPr>
+                                <w:sz w:val="16"/>
+                                <w:szCs w:val="16"/>
+                              </w:rPr>
+                              <w:t>{{ mst_3_0 }}</w:t>
+                            </w:r>
+                          </w:p>
                         </w:txbxContent>
                       </wps:txbx>
                       <wps:bodyPr>
@@ -6929,10 +7511,22 @@
           </mc:Choice>
           <mc:Fallback>
             <w:pict>
-              <v:rect w14:anchorId="048EEC9B" id="Rectangle 30" o:spid="_x0000_s1057" style="position:absolute;left:0;text-align:left;margin-left:258.1pt;margin-top:16.8pt;width:17.35pt;height:17.65pt;z-index:251697152;visibility:visible;mso-wrap-style:square;mso-width-percent:0;mso-height-percent:0;mso-wrap-distance-left:9pt;mso-wrap-distance-top:0;mso-wrap-distance-right:9pt;mso-wrap-distance-bottom:0;mso-position-horizontal:absolute;mso-position-horizontal-relative:text;mso-position-vertical:absolute;mso-position-vertical-relative:text;mso-width-percent:0;mso-height-percent:0;mso-width-relative:page;mso-height-relative:page;v-text-anchor:top" o:gfxdata="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">
+              <v:rect filled="f" w14:anchorId="048EEC9B" id="Rectangle 30" o:spid="_x0000_s1057" style="position:absolute;left:0;text-align:left;margin-left:258.1pt;margin-top:16.8pt;width:17.35pt;height:17.65pt;z-index:251697152;visibility:visible;mso-wrap-style:square;mso-width-percent:0;mso-height-percent:0;mso-wrap-distance-left:9pt;mso-wrap-distance-top:0;mso-wrap-distance-right:9pt;mso-wrap-distance-bottom:0;mso-position-horizontal:absolute;mso-position-horizontal-relative:text;mso-position-vertical:absolute;mso-position-vertical-relative:text;mso-width-percent:0;mso-height-percent:0;mso-width-relative:page;mso-height-relative:page;v-text-anchor:top" o:gfxdata="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">
                 <v:textbox>
                   <w:txbxContent>
-                    <w:p/>
+                    <w:p>
+                      <w:pPr>
+                        <w:jc w:val="center"/>
+                        <w:spacing w:before="0" w:after="0"/>
+                      </w:pPr>
+                      <w:r>
+                        <w:rPr>
+                          <w:sz w:val="16"/>
+                          <w:szCs w:val="16"/>
+                        </w:rPr>
+                        <w:t>{{ mst_6_0 }}</w:t>
+                      </w:r>
+                    </w:p>
                   </w:txbxContent>
                 </v:textbox>
               </v:rect>
@@ -6981,9 +7575,7 @@
                         <a:prstGeom prst="rect">
                           <a:avLst/>
                         </a:prstGeom>
-                        <a:solidFill>
-                          <a:srgbClr val="FFFFFF"/>
-                        </a:solidFill>
+                        <a:noFill/>
                         <a:ln w="9525">
                           <a:solidFill>
                             <a:srgbClr val="000000"/>
@@ -6995,7 +7587,19 @@
                       </wps:spPr>
                       <wps:txbx>
                         <w:txbxContent>
-                          <w:p/>
+                          <w:p>
+                            <w:pPr>
+                              <w:jc w:val="center"/>
+                              <w:spacing w:before="0" w:after="0"/>
+                            </w:pPr>
+                            <w:r>
+                              <w:rPr>
+                                <w:sz w:val="16"/>
+                                <w:szCs w:val="16"/>
+                              </w:rPr>
+                              <w:t>{{ mst_3_1 }}</w:t>
+                            </w:r>
+                          </w:p>
                         </w:txbxContent>
                       </wps:txbx>
                       <wps:bodyPr>
@@ -7015,10 +7619,22 @@
           </mc:Choice>
           <mc:Fallback>
             <w:pict>
-              <v:rect w14:anchorId="7A17BAA4" id="Rectangle 31" o:spid="_x0000_s1058" style="position:absolute;left:0;text-align:left;margin-left:240.5pt;margin-top:16.8pt;width:17.35pt;height:17.65pt;z-index:251696128;visibility:visible;mso-wrap-style:square;mso-width-percent:0;mso-height-percent:0;mso-wrap-distance-left:9pt;mso-wrap-distance-top:0;mso-wrap-distance-right:9pt;mso-wrap-distance-bottom:0;mso-position-horizontal:absolute;mso-position-horizontal-relative:text;mso-position-vertical:absolute;mso-position-vertical-relative:text;mso-width-percent:0;mso-height-percent:0;mso-width-relative:page;mso-height-relative:page;v-text-anchor:top" o:gfxdata="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">
+              <v:rect filled="f" w14:anchorId="7A17BAA4" id="Rectangle 31" o:spid="_x0000_s1058" style="position:absolute;left:0;text-align:left;margin-left:240.5pt;margin-top:16.8pt;width:17.35pt;height:17.65pt;z-index:251696128;visibility:visible;mso-wrap-style:square;mso-width-percent:0;mso-height-percent:0;mso-wrap-distance-left:9pt;mso-wrap-distance-top:0;mso-wrap-distance-right:9pt;mso-wrap-distance-bottom:0;mso-position-horizontal:absolute;mso-position-horizontal-relative:text;mso-position-vertical:absolute;mso-position-vertical-relative:text;mso-width-percent:0;mso-height-percent:0;mso-width-relative:page;mso-height-relative:page;v-text-anchor:top" o:gfxdata="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">
                 <v:textbox>
                   <w:txbxContent>
-                    <w:p/>
+                    <w:p>
+                      <w:pPr>
+                        <w:jc w:val="center"/>
+                        <w:spacing w:before="0" w:after="0"/>
+                      </w:pPr>
+                      <w:r>
+                        <w:rPr>
+                          <w:sz w:val="16"/>
+                          <w:szCs w:val="16"/>
+                        </w:rPr>
+                        <w:t>{{ mst_6_1 }}</w:t>
+                      </w:r>
+                    </w:p>
                   </w:txbxContent>
                 </v:textbox>
               </v:rect>
@@ -7067,9 +7683,7 @@
                         <a:prstGeom prst="rect">
                           <a:avLst/>
                         </a:prstGeom>
-                        <a:solidFill>
-                          <a:srgbClr val="FFFFFF"/>
-                        </a:solidFill>
+                        <a:noFill/>
                         <a:ln w="9525">
                           <a:solidFill>
                             <a:srgbClr val="000000"/>
@@ -7081,7 +7695,19 @@
                       </wps:spPr>
                       <wps:txbx>
                         <w:txbxContent>
-                          <w:p/>
+                          <w:p>
+                            <w:pPr>
+                              <w:jc w:val="center"/>
+                              <w:spacing w:before="0" w:after="0"/>
+                            </w:pPr>
+                            <w:r>
+                              <w:rPr>
+                                <w:sz w:val="16"/>
+                                <w:szCs w:val="16"/>
+                              </w:rPr>
+                              <w:t>{{ mst_3_2 }}</w:t>
+                            </w:r>
+                          </w:p>
                         </w:txbxContent>
                       </wps:txbx>
                       <wps:bodyPr>
@@ -7101,10 +7727,22 @@
           </mc:Choice>
           <mc:Fallback>
             <w:pict>
-              <v:rect w14:anchorId="7B601897" id="Rectangle 25" o:spid="_x0000_s1059" style="position:absolute;left:0;text-align:left;margin-left:362.45pt;margin-top:16.8pt;width:17.35pt;height:17.7pt;z-index:251704320;visibility:visible;mso-wrap-style:square;mso-width-percent:0;mso-height-percent:0;mso-wrap-distance-left:9pt;mso-wrap-distance-top:0;mso-wrap-distance-right:9pt;mso-wrap-distance-bottom:0;mso-position-horizontal:absolute;mso-position-horizontal-relative:text;mso-position-vertical:absolute;mso-position-vertical-relative:text;mso-width-percent:0;mso-height-percent:0;mso-width-relative:page;mso-height-relative:page;v-text-anchor:top" o:gfxdata="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">
+              <v:rect filled="f" w14:anchorId="7B601897" id="Rectangle 25" o:spid="_x0000_s1059" style="position:absolute;left:0;text-align:left;margin-left:362.45pt;margin-top:16.8pt;width:17.35pt;height:17.7pt;z-index:251704320;visibility:visible;mso-wrap-style:square;mso-width-percent:0;mso-height-percent:0;mso-wrap-distance-left:9pt;mso-wrap-distance-top:0;mso-wrap-distance-right:9pt;mso-wrap-distance-bottom:0;mso-position-horizontal:absolute;mso-position-horizontal-relative:text;mso-position-vertical:absolute;mso-position-vertical-relative:text;mso-width-percent:0;mso-height-percent:0;mso-width-relative:page;mso-height-relative:page;v-text-anchor:top" o:gfxdata="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">
                 <v:textbox>
                   <w:txbxContent>
-                    <w:p/>
+                    <w:p>
+                      <w:pPr>
+                        <w:jc w:val="center"/>
+                        <w:spacing w:before="0" w:after="0"/>
+                      </w:pPr>
+                      <w:r>
+                        <w:rPr>
+                          <w:sz w:val="16"/>
+                          <w:szCs w:val="16"/>
+                        </w:rPr>
+                        <w:t>{{ mst_6_2 }}</w:t>
+                      </w:r>
+                    </w:p>
                   </w:txbxContent>
                 </v:textbox>
               </v:rect>
@@ -7153,9 +7791,7 @@
                         <a:prstGeom prst="rect">
                           <a:avLst/>
                         </a:prstGeom>
-                        <a:solidFill>
-                          <a:srgbClr val="FFFFFF"/>
-                        </a:solidFill>
+                        <a:noFill/>
                         <a:ln w="9525">
                           <a:solidFill>
                             <a:srgbClr val="000000"/>
@@ -7167,7 +7803,19 @@
                       </wps:spPr>
                       <wps:txbx>
                         <w:txbxContent>
-                          <w:p/>
+                          <w:p>
+                            <w:pPr>
+                              <w:jc w:val="center"/>
+                              <w:spacing w:before="0" w:after="0"/>
+                            </w:pPr>
+                            <w:r>
+                              <w:rPr>
+                                <w:sz w:val="16"/>
+                                <w:szCs w:val="16"/>
+                              </w:rPr>
+                              <w:t>{{ mst_3_3 }}</w:t>
+                            </w:r>
+                          </w:p>
                         </w:txbxContent>
                       </wps:txbx>
                       <wps:bodyPr>
@@ -7187,10 +7835,22 @@
           </mc:Choice>
           <mc:Fallback>
             <w:pict>
-              <v:rect w14:anchorId="309C522A" id="Rectangle 24" o:spid="_x0000_s1060" style="position:absolute;left:0;text-align:left;margin-left:345.1pt;margin-top:16.75pt;width:17.35pt;height:17.7pt;z-index:251703296;visibility:visible;mso-wrap-style:square;mso-width-percent:0;mso-height-percent:0;mso-wrap-distance-left:9pt;mso-wrap-distance-top:0;mso-wrap-distance-right:9pt;mso-wrap-distance-bottom:0;mso-position-horizontal:absolute;mso-position-horizontal-relative:text;mso-position-vertical:absolute;mso-position-vertical-relative:text;mso-width-percent:0;mso-height-percent:0;mso-width-relative:page;mso-height-relative:page;v-text-anchor:top" o:gfxdata="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">
+              <v:rect filled="f" w14:anchorId="309C522A" id="Rectangle 24" o:spid="_x0000_s1060" style="position:absolute;left:0;text-align:left;margin-left:345.1pt;margin-top:16.75pt;width:17.35pt;height:17.7pt;z-index:251703296;visibility:visible;mso-wrap-style:square;mso-width-percent:0;mso-height-percent:0;mso-wrap-distance-left:9pt;mso-wrap-distance-top:0;mso-wrap-distance-right:9pt;mso-wrap-distance-bottom:0;mso-position-horizontal:absolute;mso-position-horizontal-relative:text;mso-position-vertical:absolute;mso-position-vertical-relative:text;mso-width-percent:0;mso-height-percent:0;mso-width-relative:page;mso-height-relative:page;v-text-anchor:top" o:gfxdata="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">
                 <v:textbox>
                   <w:txbxContent>
-                    <w:p/>
+                    <w:p>
+                      <w:pPr>
+                        <w:jc w:val="center"/>
+                        <w:spacing w:before="0" w:after="0"/>
+                      </w:pPr>
+                      <w:r>
+                        <w:rPr>
+                          <w:sz w:val="16"/>
+                          <w:szCs w:val="16"/>
+                        </w:rPr>
+                        <w:t>{{ mst_6_3 }}</w:t>
+                      </w:r>
+                    </w:p>
                   </w:txbxContent>
                 </v:textbox>
               </v:rect>
@@ -7239,9 +7899,7 @@
                         <a:prstGeom prst="rect">
                           <a:avLst/>
                         </a:prstGeom>
-                        <a:solidFill>
-                          <a:srgbClr val="FFFFFF"/>
-                        </a:solidFill>
+                        <a:noFill/>
                         <a:ln w="9525">
                           <a:solidFill>
                             <a:srgbClr val="000000"/>
@@ -7253,7 +7911,19 @@
                       </wps:spPr>
                       <wps:txbx>
                         <w:txbxContent>
-                          <w:p/>
+                          <w:p>
+                            <w:pPr>
+                              <w:jc w:val="center"/>
+                              <w:spacing w:before="0" w:after="0"/>
+                            </w:pPr>
+                            <w:r>
+                              <w:rPr>
+                                <w:sz w:val="16"/>
+                                <w:szCs w:val="16"/>
+                              </w:rPr>
+                              <w:t>{{ mst_3_4 }}</w:t>
+                            </w:r>
+                          </w:p>
                         </w:txbxContent>
                       </wps:txbx>
                       <wps:bodyPr>
@@ -7273,10 +7943,22 @@
           </mc:Choice>
           <mc:Fallback>
             <w:pict>
-              <v:rect w14:anchorId="7808F217" id="Rectangle 23" o:spid="_x0000_s1061" style="position:absolute;left:0;text-align:left;margin-left:327.75pt;margin-top:16.75pt;width:17.35pt;height:17.7pt;z-index:251702272;visibility:visible;mso-wrap-style:square;mso-width-percent:0;mso-height-percent:0;mso-wrap-distance-left:9pt;mso-wrap-distance-top:0;mso-wrap-distance-right:9pt;mso-wrap-distance-bottom:0;mso-position-horizontal:absolute;mso-position-horizontal-relative:text;mso-position-vertical:absolute;mso-position-vertical-relative:text;mso-width-percent:0;mso-height-percent:0;mso-width-relative:page;mso-height-relative:page;v-text-anchor:top" o:gfxdata="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">
+              <v:rect filled="f" w14:anchorId="7808F217" id="Rectangle 23" o:spid="_x0000_s1061" style="position:absolute;left:0;text-align:left;margin-left:327.75pt;margin-top:16.75pt;width:17.35pt;height:17.7pt;z-index:251702272;visibility:visible;mso-wrap-style:square;mso-width-percent:0;mso-height-percent:0;mso-wrap-distance-left:9pt;mso-wrap-distance-top:0;mso-wrap-distance-right:9pt;mso-wrap-distance-bottom:0;mso-position-horizontal:absolute;mso-position-horizontal-relative:text;mso-position-vertical:absolute;mso-position-vertical-relative:text;mso-width-percent:0;mso-height-percent:0;mso-width-relative:page;mso-height-relative:page;v-text-anchor:top" o:gfxdata="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">
                 <v:textbox>
                   <w:txbxContent>
-                    <w:p/>
+                    <w:p>
+                      <w:pPr>
+                        <w:jc w:val="center"/>
+                        <w:spacing w:before="0" w:after="0"/>
+                      </w:pPr>
+                      <w:r>
+                        <w:rPr>
+                          <w:sz w:val="16"/>
+                          <w:szCs w:val="16"/>
+                        </w:rPr>
+                        <w:t>{{ mst_6_4 }}</w:t>
+                      </w:r>
+                    </w:p>
                   </w:txbxContent>
                 </v:textbox>
               </v:rect>
@@ -7325,9 +8007,7 @@
                         <a:prstGeom prst="rect">
                           <a:avLst/>
                         </a:prstGeom>
-                        <a:solidFill>
-                          <a:srgbClr val="FFFFFF"/>
-                        </a:solidFill>
+                        <a:noFill/>
                         <a:ln w="9525">
                           <a:solidFill>
                             <a:srgbClr val="000000"/>
@@ -7339,7 +8019,19 @@
                       </wps:spPr>
                       <wps:txbx>
                         <w:txbxContent>
-                          <w:p/>
+                          <w:p>
+                            <w:pPr>
+                              <w:jc w:val="center"/>
+                              <w:spacing w:before="0" w:after="0"/>
+                            </w:pPr>
+                            <w:r>
+                              <w:rPr>
+                                <w:sz w:val="16"/>
+                                <w:szCs w:val="16"/>
+                              </w:rPr>
+                              <w:t>{{ mst_3_5 }}</w:t>
+                            </w:r>
+                          </w:p>
                         </w:txbxContent>
                       </wps:txbx>
                       <wps:bodyPr>
@@ -7359,10 +8051,22 @@
           </mc:Choice>
           <mc:Fallback>
             <w:pict>
-              <v:rect w14:anchorId="0A3C5E96" id="Rectangle 22" o:spid="_x0000_s1062" style="position:absolute;left:0;text-align:left;margin-left:293.05pt;margin-top:16.75pt;width:17.35pt;height:17.7pt;z-index:251699200;visibility:visible;mso-wrap-style:square;mso-width-percent:0;mso-height-percent:0;mso-wrap-distance-left:9pt;mso-wrap-distance-top:0;mso-wrap-distance-right:9pt;mso-wrap-distance-bottom:0;mso-position-horizontal:absolute;mso-position-horizontal-relative:text;mso-position-vertical:absolute;mso-position-vertical-relative:text;mso-width-percent:0;mso-height-percent:0;mso-width-relative:page;mso-height-relative:page;v-text-anchor:top" o:gfxdata="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">
+              <v:rect filled="f" w14:anchorId="0A3C5E96" id="Rectangle 22" o:spid="_x0000_s1062" style="position:absolute;left:0;text-align:left;margin-left:293.05pt;margin-top:16.75pt;width:17.35pt;height:17.7pt;z-index:251699200;visibility:visible;mso-wrap-style:square;mso-width-percent:0;mso-height-percent:0;mso-wrap-distance-left:9pt;mso-wrap-distance-top:0;mso-wrap-distance-right:9pt;mso-wrap-distance-bottom:0;mso-position-horizontal:absolute;mso-position-horizontal-relative:text;mso-position-vertical:absolute;mso-position-vertical-relative:text;mso-width-percent:0;mso-height-percent:0;mso-width-relative:page;mso-height-relative:page;v-text-anchor:top" o:gfxdata="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">
                 <v:textbox>
                   <w:txbxContent>
-                    <w:p/>
+                    <w:p>
+                      <w:pPr>
+                        <w:jc w:val="center"/>
+                        <w:spacing w:before="0" w:after="0"/>
+                      </w:pPr>
+                      <w:r>
+                        <w:rPr>
+                          <w:sz w:val="16"/>
+                          <w:szCs w:val="16"/>
+                        </w:rPr>
+                        <w:t>{{ mst_6_5 }}</w:t>
+                      </w:r>
+                    </w:p>
                   </w:txbxContent>
                 </v:textbox>
               </v:rect>
@@ -7411,9 +8115,7 @@
                         <a:prstGeom prst="rect">
                           <a:avLst/>
                         </a:prstGeom>
-                        <a:solidFill>
-                          <a:srgbClr val="FFFFFF"/>
-                        </a:solidFill>
+                        <a:noFill/>
                         <a:ln w="9525">
                           <a:solidFill>
                             <a:srgbClr val="000000"/>
@@ -7425,7 +8127,19 @@
                       </wps:spPr>
                       <wps:txbx>
                         <w:txbxContent>
-                          <w:p/>
+                          <w:p>
+                            <w:pPr>
+                              <w:jc w:val="center"/>
+                              <w:spacing w:before="0" w:after="0"/>
+                            </w:pPr>
+                            <w:r>
+                              <w:rPr>
+                                <w:sz w:val="16"/>
+                                <w:szCs w:val="16"/>
+                              </w:rPr>
+                              <w:t>{{ mst_3_6 }}</w:t>
+                            </w:r>
+                          </w:p>
                         </w:txbxContent>
                       </wps:txbx>
                       <wps:bodyPr>
@@ -7445,10 +8159,22 @@
           </mc:Choice>
           <mc:Fallback>
             <w:pict>
-              <v:rect w14:anchorId="49054847" id="Rectangle 21" o:spid="_x0000_s1063" style="position:absolute;left:0;text-align:left;margin-left:275.45pt;margin-top:16.75pt;width:17.35pt;height:17.7pt;z-index:251698176;visibility:visible;mso-wrap-style:square;mso-width-percent:0;mso-height-percent:0;mso-wrap-distance-left:9pt;mso-wrap-distance-top:0;mso-wrap-distance-right:9pt;mso-wrap-distance-bottom:0;mso-position-horizontal:absolute;mso-position-horizontal-relative:text;mso-position-vertical:absolute;mso-position-vertical-relative:text;mso-width-percent:0;mso-height-percent:0;mso-width-relative:page;mso-height-relative:page;v-text-anchor:top" o:gfxdata="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">
+              <v:rect filled="f" w14:anchorId="49054847" id="Rectangle 21" o:spid="_x0000_s1063" style="position:absolute;left:0;text-align:left;margin-left:275.45pt;margin-top:16.75pt;width:17.35pt;height:17.7pt;z-index:251698176;visibility:visible;mso-wrap-style:square;mso-width-percent:0;mso-height-percent:0;mso-wrap-distance-left:9pt;mso-wrap-distance-top:0;mso-wrap-distance-right:9pt;mso-wrap-distance-bottom:0;mso-position-horizontal:absolute;mso-position-horizontal-relative:text;mso-position-vertical:absolute;mso-position-vertical-relative:text;mso-width-percent:0;mso-height-percent:0;mso-width-relative:page;mso-height-relative:page;v-text-anchor:top" o:gfxdata="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">
                 <v:textbox>
                   <w:txbxContent>
-                    <w:p/>
+                    <w:p>
+                      <w:pPr>
+                        <w:jc w:val="center"/>
+                        <w:spacing w:before="0" w:after="0"/>
+                      </w:pPr>
+                      <w:r>
+                        <w:rPr>
+                          <w:sz w:val="16"/>
+                          <w:szCs w:val="16"/>
+                        </w:rPr>
+                        <w:t>{{ mst_6_6 }}</w:t>
+                      </w:r>
+                    </w:p>
                   </w:txbxContent>
                 </v:textbox>
               </v:rect>
@@ -7497,9 +8223,7 @@
                         <a:prstGeom prst="rect">
                           <a:avLst/>
                         </a:prstGeom>
-                        <a:solidFill>
-                          <a:srgbClr val="FFFFFF"/>
-                        </a:solidFill>
+                        <a:noFill/>
                         <a:ln w="9525">
                           <a:solidFill>
                             <a:srgbClr val="000000"/>
@@ -7511,7 +8235,19 @@
                       </wps:spPr>
                       <wps:txbx>
                         <w:txbxContent>
-                          <w:p/>
+                          <w:p>
+                            <w:pPr>
+                              <w:jc w:val="center"/>
+                              <w:spacing w:before="0" w:after="0"/>
+                            </w:pPr>
+                            <w:r>
+                              <w:rPr>
+                                <w:sz w:val="16"/>
+                                <w:szCs w:val="16"/>
+                              </w:rPr>
+                              <w:t>{{ mst_3_7 }}</w:t>
+                            </w:r>
+                          </w:p>
                         </w:txbxContent>
                       </wps:txbx>
                       <wps:bodyPr>
@@ -7531,10 +8267,22 @@
           </mc:Choice>
           <mc:Fallback>
             <w:pict>
-              <v:rect w14:anchorId="6AB2B6F0" id="Rectangle 20" o:spid="_x0000_s1064" style="position:absolute;left:0;text-align:left;margin-left:171.5pt;margin-top:16.75pt;width:17.35pt;height:17.7pt;z-index:251694080;visibility:visible;mso-wrap-style:square;mso-width-percent:0;mso-height-percent:0;mso-wrap-distance-left:9pt;mso-wrap-distance-top:0;mso-wrap-distance-right:9pt;mso-wrap-distance-bottom:0;mso-position-horizontal:absolute;mso-position-horizontal-relative:text;mso-position-vertical:absolute;mso-position-vertical-relative:text;mso-width-percent:0;mso-height-percent:0;mso-width-relative:page;mso-height-relative:page;v-text-anchor:top" o:gfxdata="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">
+              <v:rect filled="f" w14:anchorId="6AB2B6F0" id="Rectangle 20" o:spid="_x0000_s1064" style="position:absolute;left:0;text-align:left;margin-left:171.5pt;margin-top:16.75pt;width:17.35pt;height:17.7pt;z-index:251694080;visibility:visible;mso-wrap-style:square;mso-width-percent:0;mso-height-percent:0;mso-wrap-distance-left:9pt;mso-wrap-distance-top:0;mso-wrap-distance-right:9pt;mso-wrap-distance-bottom:0;mso-position-horizontal:absolute;mso-position-horizontal-relative:text;mso-position-vertical:absolute;mso-position-vertical-relative:text;mso-width-percent:0;mso-height-percent:0;mso-width-relative:page;mso-height-relative:page;v-text-anchor:top" o:gfxdata="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">
                 <v:textbox>
                   <w:txbxContent>
-                    <w:p/>
+                    <w:p>
+                      <w:pPr>
+                        <w:jc w:val="center"/>
+                        <w:spacing w:before="0" w:after="0"/>
+                      </w:pPr>
+                      <w:r>
+                        <w:rPr>
+                          <w:sz w:val="16"/>
+                          <w:szCs w:val="16"/>
+                        </w:rPr>
+                        <w:t>{{ mst_6_7 }}</w:t>
+                      </w:r>
+                    </w:p>
                   </w:txbxContent>
                 </v:textbox>
               </v:rect>
@@ -7583,9 +8331,7 @@
                         <a:prstGeom prst="rect">
                           <a:avLst/>
                         </a:prstGeom>
-                        <a:solidFill>
-                          <a:srgbClr val="FFFFFF"/>
-                        </a:solidFill>
+                        <a:noFill/>
                         <a:ln w="9525">
                           <a:solidFill>
                             <a:srgbClr val="000000"/>
@@ -7597,7 +8343,19 @@
                       </wps:spPr>
                       <wps:txbx>
                         <w:txbxContent>
-                          <w:p/>
+                          <w:p>
+                            <w:pPr>
+                              <w:jc w:val="center"/>
+                              <w:spacing w:before="0" w:after="0"/>
+                            </w:pPr>
+                            <w:r>
+                              <w:rPr>
+                                <w:sz w:val="16"/>
+                                <w:szCs w:val="16"/>
+                              </w:rPr>
+                              <w:t>{{ mst_3_8 }}</w:t>
+                            </w:r>
+                          </w:p>
                         </w:txbxContent>
                       </wps:txbx>
                       <wps:bodyPr>
@@ -7617,10 +8375,22 @@
           </mc:Choice>
           <mc:Fallback>
             <w:pict>
-              <v:rect w14:anchorId="65210BA6" id="Rectangle 13" o:spid="_x0000_s1065" style="position:absolute;left:0;text-align:left;margin-left:189.1pt;margin-top:16.75pt;width:17.35pt;height:17.7pt;z-index:251695104;visibility:visible;mso-wrap-style:square;mso-width-percent:0;mso-height-percent:0;mso-wrap-distance-left:9pt;mso-wrap-distance-top:0;mso-wrap-distance-right:9pt;mso-wrap-distance-bottom:0;mso-position-horizontal:absolute;mso-position-horizontal-relative:text;mso-position-vertical:absolute;mso-position-vertical-relative:text;mso-width-percent:0;mso-height-percent:0;mso-width-relative:page;mso-height-relative:page;v-text-anchor:top" o:gfxdata="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">
+              <v:rect filled="f" w14:anchorId="65210BA6" id="Rectangle 13" o:spid="_x0000_s1065" style="position:absolute;left:0;text-align:left;margin-left:189.1pt;margin-top:16.75pt;width:17.35pt;height:17.7pt;z-index:251695104;visibility:visible;mso-wrap-style:square;mso-width-percent:0;mso-height-percent:0;mso-wrap-distance-left:9pt;mso-wrap-distance-top:0;mso-wrap-distance-right:9pt;mso-wrap-distance-bottom:0;mso-position-horizontal:absolute;mso-position-horizontal-relative:text;mso-position-vertical:absolute;mso-position-vertical-relative:text;mso-width-percent:0;mso-height-percent:0;mso-width-relative:page;mso-height-relative:page;v-text-anchor:top" o:gfxdata="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">
                 <v:textbox>
                   <w:txbxContent>
-                    <w:p/>
+                    <w:p>
+                      <w:pPr>
+                        <w:jc w:val="center"/>
+                        <w:spacing w:before="0" w:after="0"/>
+                      </w:pPr>
+                      <w:r>
+                        <w:rPr>
+                          <w:sz w:val="16"/>
+                          <w:szCs w:val="16"/>
+                        </w:rPr>
+                        <w:t>{{ mst_6_8 }}</w:t>
+                      </w:r>
+                    </w:p>
                   </w:txbxContent>
                 </v:textbox>
               </v:rect>
@@ -7669,9 +8439,7 @@
                         <a:prstGeom prst="rect">
                           <a:avLst/>
                         </a:prstGeom>
-                        <a:solidFill>
-                          <a:srgbClr val="FFFFFF"/>
-                        </a:solidFill>
+                        <a:noFill/>
                         <a:ln w="9525">
                           <a:solidFill>
                             <a:srgbClr val="000000"/>
@@ -7683,7 +8451,19 @@
                       </wps:spPr>
                       <wps:txbx>
                         <w:txbxContent>
-                          <w:p/>
+                          <w:p>
+                            <w:pPr>
+                              <w:jc w:val="center"/>
+                              <w:spacing w:before="0" w:after="0"/>
+                            </w:pPr>
+                            <w:r>
+                              <w:rPr>
+                                <w:sz w:val="16"/>
+                                <w:szCs w:val="16"/>
+                              </w:rPr>
+                              <w:t>{{ mst_3_9 }}</w:t>
+                            </w:r>
+                          </w:p>
                         </w:txbxContent>
                       </wps:txbx>
                       <wps:bodyPr>
@@ -7703,10 +8483,22 @@
           </mc:Choice>
           <mc:Fallback>
             <w:pict>
-              <v:rect w14:anchorId="3FC8BFD0" id="Rectangle 6" o:spid="_x0000_s1066" style="position:absolute;left:0;text-align:left;margin-left:223.6pt;margin-top:16.75pt;width:17.35pt;height:17.7pt;z-index:251701248;visibility:visible;mso-wrap-style:square;mso-width-percent:0;mso-height-percent:0;mso-wrap-distance-left:9pt;mso-wrap-distance-top:0;mso-wrap-distance-right:9pt;mso-wrap-distance-bottom:0;mso-position-horizontal:absolute;mso-position-horizontal-relative:text;mso-position-vertical:absolute;mso-position-vertical-relative:text;mso-width-percent:0;mso-height-percent:0;mso-width-relative:page;mso-height-relative:page;v-text-anchor:top" o:gfxdata="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">
+              <v:rect filled="f" w14:anchorId="3FC8BFD0" id="Rectangle 6" o:spid="_x0000_s1066" style="position:absolute;left:0;text-align:left;margin-left:223.6pt;margin-top:16.75pt;width:17.35pt;height:17.7pt;z-index:251701248;visibility:visible;mso-wrap-style:square;mso-width-percent:0;mso-height-percent:0;mso-wrap-distance-left:9pt;mso-wrap-distance-top:0;mso-wrap-distance-right:9pt;mso-wrap-distance-bottom:0;mso-position-horizontal:absolute;mso-position-horizontal-relative:text;mso-position-vertical:absolute;mso-position-vertical-relative:text;mso-width-percent:0;mso-height-percent:0;mso-width-relative:page;mso-height-relative:page;v-text-anchor:top" o:gfxdata="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">
                 <v:textbox>
                   <w:txbxContent>
-                    <w:p/>
+                    <w:p>
+                      <w:pPr>
+                        <w:jc w:val="center"/>
+                        <w:spacing w:before="0" w:after="0"/>
+                      </w:pPr>
+                      <w:r>
+                        <w:rPr>
+                          <w:sz w:val="16"/>
+                          <w:szCs w:val="16"/>
+                        </w:rPr>
+                        <w:t>{{ mst_6_9 }}</w:t>
+                      </w:r>
+                    </w:p>
                   </w:txbxContent>
                 </v:textbox>
               </v:rect>
@@ -7755,9 +8547,7 @@
                         <a:prstGeom prst="rect">
                           <a:avLst/>
                         </a:prstGeom>
-                        <a:solidFill>
-                          <a:srgbClr val="FFFFFF"/>
-                        </a:solidFill>
+                        <a:noFill/>
                         <a:ln w="9525">
                           <a:solidFill>
                             <a:srgbClr val="000000"/>
@@ -7769,7 +8559,19 @@
                       </wps:spPr>
                       <wps:txbx>
                         <w:txbxContent>
-                          <w:p/>
+                          <w:p>
+                            <w:pPr>
+                              <w:jc w:val="center"/>
+                              <w:spacing w:before="0" w:after="0"/>
+                            </w:pPr>
+                            <w:r>
+                              <w:rPr>
+                                <w:sz w:val="16"/>
+                                <w:szCs w:val="16"/>
+                              </w:rPr>
+                              <w:t>{{ mst_3_10 }}</w:t>
+                            </w:r>
+                          </w:p>
                         </w:txbxContent>
                       </wps:txbx>
                       <wps:bodyPr>
@@ -7789,10 +8591,22 @@
           </mc:Choice>
           <mc:Fallback>
             <w:pict>
-              <v:rect w14:anchorId="1373669B" id="Rectangle 5" o:spid="_x0000_s1067" style="position:absolute;left:0;text-align:left;margin-left:206pt;margin-top:16.75pt;width:17.35pt;height:17.7pt;z-index:251700224;visibility:visible;mso-wrap-style:square;mso-width-percent:0;mso-height-percent:0;mso-wrap-distance-left:9pt;mso-wrap-distance-top:0;mso-wrap-distance-right:9pt;mso-wrap-distance-bottom:0;mso-position-horizontal:absolute;mso-position-horizontal-relative:text;mso-position-vertical:absolute;mso-position-vertical-relative:text;mso-width-percent:0;mso-height-percent:0;mso-width-relative:page;mso-height-relative:page;v-text-anchor:top" o:gfxdata="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">
+              <v:rect filled="f" w14:anchorId="1373669B" id="Rectangle 5" o:spid="_x0000_s1067" style="position:absolute;left:0;text-align:left;margin-left:206pt;margin-top:16.75pt;width:17.35pt;height:17.7pt;z-index:251700224;visibility:visible;mso-wrap-style:square;mso-width-percent:0;mso-height-percent:0;mso-wrap-distance-left:9pt;mso-wrap-distance-top:0;mso-wrap-distance-right:9pt;mso-wrap-distance-bottom:0;mso-position-horizontal:absolute;mso-position-horizontal-relative:text;mso-position-vertical:absolute;mso-position-vertical-relative:text;mso-width-percent:0;mso-height-percent:0;mso-width-relative:page;mso-height-relative:page;v-text-anchor:top" o:gfxdata="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">
                 <v:textbox>
                   <w:txbxContent>
-                    <w:p/>
+                    <w:p>
+                      <w:pPr>
+                        <w:jc w:val="center"/>
+                        <w:spacing w:before="0" w:after="0"/>
+                      </w:pPr>
+                      <w:r>
+                        <w:rPr>
+                          <w:sz w:val="16"/>
+                          <w:szCs w:val="16"/>
+                        </w:rPr>
+                        <w:t>{{ mst_6_10 }}</w:t>
+                      </w:r>
+                    </w:p>
                   </w:txbxContent>
                 </v:textbox>
               </v:rect>
@@ -7841,9 +8655,7 @@
                         <a:prstGeom prst="rect">
                           <a:avLst/>
                         </a:prstGeom>
-                        <a:solidFill>
-                          <a:srgbClr val="FFFFFF"/>
-                        </a:solidFill>
+                        <a:noFill/>
                         <a:ln w="9525">
                           <a:solidFill>
                             <a:srgbClr val="000000"/>
@@ -7855,7 +8667,19 @@
                       </wps:spPr>
                       <wps:txbx>
                         <w:txbxContent>
-                          <w:p/>
+                          <w:p>
+                            <w:pPr>
+                              <w:jc w:val="center"/>
+                              <w:spacing w:before="0" w:after="0"/>
+                            </w:pPr>
+                            <w:r>
+                              <w:rPr>
+                                <w:sz w:val="16"/>
+                                <w:szCs w:val="16"/>
+                              </w:rPr>
+                              <w:t>{{ mst_3_11 }}</w:t>
+                            </w:r>
+                          </w:p>
                         </w:txbxContent>
                       </wps:txbx>
                       <wps:bodyPr>
@@ -7875,10 +8699,22 @@
           </mc:Choice>
           <mc:Fallback>
             <w:pict>
-              <v:rect w14:anchorId="4D340C31" id="Rectangle 29" o:spid="_x0000_s1068" style="position:absolute;left:0;text-align:left;margin-left:154.3pt;margin-top:16.8pt;width:17.35pt;height:17.65pt;z-index:251693056;visibility:visible;mso-wrap-style:square;mso-width-percent:0;mso-height-percent:0;mso-wrap-distance-left:9pt;mso-wrap-distance-top:0;mso-wrap-distance-right:9pt;mso-wrap-distance-bottom:0;mso-position-horizontal:absolute;mso-position-horizontal-relative:text;mso-position-vertical:absolute;mso-position-vertical-relative:text;mso-width-percent:0;mso-height-percent:0;mso-width-relative:page;mso-height-relative:page;v-text-anchor:top" o:gfxdata="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">
+              <v:rect filled="f" w14:anchorId="4D340C31" id="Rectangle 29" o:spid="_x0000_s1068" style="position:absolute;left:0;text-align:left;margin-left:154.3pt;margin-top:16.8pt;width:17.35pt;height:17.65pt;z-index:251693056;visibility:visible;mso-wrap-style:square;mso-width-percent:0;mso-height-percent:0;mso-wrap-distance-left:9pt;mso-wrap-distance-top:0;mso-wrap-distance-right:9pt;mso-wrap-distance-bottom:0;mso-position-horizontal:absolute;mso-position-horizontal-relative:text;mso-position-vertical:absolute;mso-position-vertical-relative:text;mso-width-percent:0;mso-height-percent:0;mso-width-relative:page;mso-height-relative:page;v-text-anchor:top" o:gfxdata="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">
                 <v:textbox>
                   <w:txbxContent>
-                    <w:p/>
+                    <w:p>
+                      <w:pPr>
+                        <w:jc w:val="center"/>
+                        <w:spacing w:before="0" w:after="0"/>
+                      </w:pPr>
+                      <w:r>
+                        <w:rPr>
+                          <w:sz w:val="16"/>
+                          <w:szCs w:val="16"/>
+                        </w:rPr>
+                        <w:t>{{ mst_6_11 }}</w:t>
+                      </w:r>
+                    </w:p>
                   </w:txbxContent>
                 </v:textbox>
               </v:rect>
@@ -7927,9 +8763,7 @@
                         <a:prstGeom prst="rect">
                           <a:avLst/>
                         </a:prstGeom>
-                        <a:solidFill>
-                          <a:srgbClr val="FFFFFF"/>
-                        </a:solidFill>
+                        <a:noFill/>
                         <a:ln w="9525">
                           <a:solidFill>
                             <a:srgbClr val="000000"/>
@@ -7941,7 +8775,19 @@
                       </wps:spPr>
                       <wps:txbx>
                         <w:txbxContent>
-                          <w:p/>
+                          <w:p>
+                            <w:pPr>
+                              <w:jc w:val="center"/>
+                              <w:spacing w:before="0" w:after="0"/>
+                            </w:pPr>
+                            <w:r>
+                              <w:rPr>
+                                <w:sz w:val="16"/>
+                                <w:szCs w:val="16"/>
+                              </w:rPr>
+                              <w:t>{{ mst_3_12 }}</w:t>
+                            </w:r>
+                          </w:p>
                         </w:txbxContent>
                       </wps:txbx>
                       <wps:bodyPr>
@@ -7961,10 +8807,22 @@
           </mc:Choice>
           <mc:Fallback>
             <w:pict>
-              <v:rect w14:anchorId="60C4A35E" id="Rectangle 28" o:spid="_x0000_s1069" style="position:absolute;left:0;text-align:left;margin-left:136.7pt;margin-top:16.8pt;width:17.35pt;height:17.65pt;z-index:251692032;visibility:visible;mso-wrap-style:square;mso-width-percent:0;mso-height-percent:0;mso-wrap-distance-left:9pt;mso-wrap-distance-top:0;mso-wrap-distance-right:9pt;mso-wrap-distance-bottom:0;mso-position-horizontal:absolute;mso-position-horizontal-relative:text;mso-position-vertical:absolute;mso-position-vertical-relative:text;mso-width-percent:0;mso-height-percent:0;mso-width-relative:page;mso-height-relative:page;v-text-anchor:top" o:gfxdata="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">
+              <v:rect filled="f" w14:anchorId="60C4A35E" id="Rectangle 28" o:spid="_x0000_s1069" style="position:absolute;left:0;text-align:left;margin-left:136.7pt;margin-top:16.8pt;width:17.35pt;height:17.65pt;z-index:251692032;visibility:visible;mso-wrap-style:square;mso-width-percent:0;mso-height-percent:0;mso-wrap-distance-left:9pt;mso-wrap-distance-top:0;mso-wrap-distance-right:9pt;mso-wrap-distance-bottom:0;mso-position-horizontal:absolute;mso-position-horizontal-relative:text;mso-position-vertical:absolute;mso-position-vertical-relative:text;mso-width-percent:0;mso-height-percent:0;mso-width-relative:page;mso-height-relative:page;v-text-anchor:top" o:gfxdata="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">
                 <v:textbox>
                   <w:txbxContent>
-                    <w:p/>
+                    <w:p>
+                      <w:pPr>
+                        <w:jc w:val="center"/>
+                        <w:spacing w:before="0" w:after="0"/>
+                      </w:pPr>
+                      <w:r>
+                        <w:rPr>
+                          <w:sz w:val="16"/>
+                          <w:szCs w:val="16"/>
+                        </w:rPr>
+                        <w:t>{{ mst_6_12 }}</w:t>
+                      </w:r>
+                    </w:p>
                   </w:txbxContent>
                 </v:textbox>
               </v:rect>

--- a/backend/data/templates/5de81911-29cd-4dee-9b92-9e9b7a428f33.docx
+++ b/backend/data/templates/5de81911-29cd-4dee-9b92-9e9b7a428f33.docx
@@ -5343,9 +5343,7 @@
                         <a:prstGeom prst="rect">
                           <a:avLst/>
                         </a:prstGeom>
-                        <a:solidFill>
-                          <a:srgbClr val="FFFFFF"/>
-                        </a:solidFill>
+                        <a:noFill/>
                         <a:ln w="9525">
                           <a:solidFill>
                             <a:srgbClr val="000000"/>
@@ -5377,7 +5375,7 @@
           </mc:Choice>
           <mc:Fallback>
             <w:pict>
-              <v:rect w14:anchorId="09E9CA40" id="Rectangle 7" o:spid="_x0000_s1054" style="position:absolute;left:0;text-align:left;margin-left:145.8pt;margin-top:2.7pt;width:11.35pt;height:11.35pt;z-index:251688960;visibility:visible;mso-wrap-style:square;mso-width-percent:0;mso-height-percent:0;mso-wrap-distance-left:9pt;mso-wrap-distance-top:0;mso-wrap-distance-right:9pt;mso-wrap-distance-bottom:0;mso-position-horizontal:absolute;mso-position-horizontal-relative:text;mso-position-vertical:absolute;mso-position-vertical-relative:text;mso-width-percent:0;mso-height-percent:0;mso-width-relative:page;mso-height-relative:page;v-text-anchor:top" o:gfxdata="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">
+              <v:rect filled="f" w14:anchorId="09E9CA40" id="Rectangle 7" o:spid="_x0000_s1054" style="position:absolute;left:0;text-align:left;margin-left:145.8pt;margin-top:2.7pt;width:11.35pt;height:11.35pt;z-index:251688960;visibility:visible;mso-wrap-style:square;mso-width-percent:0;mso-height-percent:0;mso-wrap-distance-left:9pt;mso-wrap-distance-top:0;mso-wrap-distance-right:9pt;mso-wrap-distance-bottom:0;mso-position-horizontal:absolute;mso-position-horizontal-relative:text;mso-position-vertical:absolute;mso-position-vertical-relative:text;mso-width-percent:0;mso-height-percent:0;mso-width-relative:page;mso-height-relative:page;v-text-anchor:top" o:gfxdata="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">
                 <v:textbox>
                   <w:txbxContent>
                     <w:p/>
@@ -5583,9 +5581,7 @@
                         <a:prstGeom prst="rect">
                           <a:avLst/>
                         </a:prstGeom>
-                        <a:solidFill>
-                          <a:srgbClr val="FFFFFF"/>
-                        </a:solidFill>
+                        <a:noFill/>
                         <a:ln w="9525">
                           <a:solidFill>
                             <a:srgbClr val="000000"/>
@@ -5617,7 +5613,7 @@
           </mc:Choice>
           <mc:Fallback>
             <w:pict>
-              <v:rect w14:anchorId="6900B26B" id="Rectangle 4" o:spid="_x0000_s1055" style="position:absolute;left:0;text-align:left;margin-left:160.3pt;margin-top:2.1pt;width:11.35pt;height:11.35pt;z-index:251691008;visibility:visible;mso-wrap-style:square;mso-width-percent:0;mso-height-percent:0;mso-wrap-distance-left:9pt;mso-wrap-distance-top:0;mso-wrap-distance-right:9pt;mso-wrap-distance-bottom:0;mso-position-horizontal:absolute;mso-position-horizontal-relative:text;mso-position-vertical:absolute;mso-position-vertical-relative:text;mso-width-percent:0;mso-height-percent:0;mso-width-relative:page;mso-height-relative:page;v-text-anchor:top" o:gfxdata="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">
+              <v:rect filled="f" w14:anchorId="6900B26B" id="Rectangle 4" o:spid="_x0000_s1055" style="position:absolute;left:0;text-align:left;margin-left:160.3pt;margin-top:2.1pt;width:11.35pt;height:11.35pt;z-index:251691008;visibility:visible;mso-wrap-style:square;mso-width-percent:0;mso-height-percent:0;mso-wrap-distance-left:9pt;mso-wrap-distance-top:0;mso-wrap-distance-right:9pt;mso-wrap-distance-bottom:0;mso-position-horizontal:absolute;mso-position-horizontal-relative:text;mso-position-vertical:absolute;mso-position-vertical-relative:text;mso-width-percent:0;mso-height-percent:0;mso-width-relative:page;mso-height-relative:page;v-text-anchor:top" o:gfxdata="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">
                 <v:textbox>
                   <w:txbxContent>
                     <w:p/>
@@ -6189,9 +6185,7 @@
                         <a:prstGeom prst="rect">
                           <a:avLst/>
                         </a:prstGeom>
-                        <a:solidFill>
-                          <a:srgbClr val="FFFFFF"/>
-                        </a:solidFill>
+                        <a:noFill/>
                         <a:ln w="9525">
                           <a:solidFill>
                             <a:srgbClr val="000000"/>
@@ -6223,7 +6217,7 @@
           </mc:Choice>
           <mc:Fallback>
             <w:pict>
-              <v:rect w14:anchorId="5AC9A369" id="Rectangle 3" o:spid="_x0000_s1056" style="position:absolute;left:0;text-align:left;margin-left:169.8pt;margin-top:2.15pt;width:11.35pt;height:11.35pt;z-index:251689984;visibility:visible;mso-wrap-style:square;mso-width-percent:0;mso-height-percent:0;mso-wrap-distance-left:9pt;mso-wrap-distance-top:0;mso-wrap-distance-right:9pt;mso-wrap-distance-bottom:0;mso-position-horizontal:absolute;mso-position-horizontal-relative:text;mso-position-vertical:absolute;mso-position-vertical-relative:text;mso-width-percent:0;mso-height-percent:0;mso-width-relative:page;mso-height-relative:page;v-text-anchor:top" o:gfxdata="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">
+              <v:rect filled="f" w14:anchorId="5AC9A369" id="Rectangle 3" o:spid="_x0000_s1056" style="position:absolute;left:0;text-align:left;margin-left:169.8pt;margin-top:2.15pt;width:11.35pt;height:11.35pt;z-index:251689984;visibility:visible;mso-wrap-style:square;mso-width-percent:0;mso-height-percent:0;mso-wrap-distance-left:9pt;mso-wrap-distance-top:0;mso-wrap-distance-right:9pt;mso-wrap-distance-bottom:0;mso-position-horizontal:absolute;mso-position-horizontal-relative:text;mso-position-vertical:absolute;mso-position-vertical-relative:text;mso-width-percent:0;mso-height-percent:0;mso-width-relative:page;mso-height-relative:page;v-text-anchor:top" o:gfxdata="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">
                 <v:textbox>
                   <w:txbxContent>
                     <w:p/>
@@ -9256,9 +9250,7 @@
                         <a:prstGeom prst="rect">
                           <a:avLst/>
                         </a:prstGeom>
-                        <a:solidFill>
-                          <a:srgbClr val="FFFFFF"/>
-                        </a:solidFill>
+                        <a:noFill/>
                         <a:ln w="9525">
                           <a:solidFill>
                             <a:srgbClr val="000000"/>
@@ -9290,7 +9282,7 @@
           </mc:Choice>
           <mc:Fallback>
             <w:pict>
-              <v:rect w14:anchorId="72BC38BE" id="Rectangle 2" o:spid="_x0000_s1070" style="position:absolute;left:0;text-align:left;margin-left:160.15pt;margin-top:2.35pt;width:11.35pt;height:11.35pt;z-index:251705344;visibility:visible;mso-wrap-style:square;mso-width-percent:0;mso-height-percent:0;mso-wrap-distance-left:9pt;mso-wrap-distance-top:0;mso-wrap-distance-right:9pt;mso-wrap-distance-bottom:0;mso-position-horizontal:absolute;mso-position-horizontal-relative:text;mso-position-vertical:absolute;mso-position-vertical-relative:text;mso-width-percent:0;mso-height-percent:0;mso-width-relative:page;mso-height-relative:page;v-text-anchor:top" o:gfxdata="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">
+              <v:rect filled="f" w14:anchorId="72BC38BE" id="Rectangle 2" o:spid="_x0000_s1070" style="position:absolute;left:0;text-align:left;margin-left:160.15pt;margin-top:2.35pt;width:11.35pt;height:11.35pt;z-index:251705344;visibility:visible;mso-wrap-style:square;mso-width-percent:0;mso-height-percent:0;mso-wrap-distance-left:9pt;mso-wrap-distance-top:0;mso-wrap-distance-right:9pt;mso-wrap-distance-bottom:0;mso-position-horizontal:absolute;mso-position-horizontal-relative:text;mso-position-vertical:absolute;mso-position-vertical-relative:text;mso-width-percent:0;mso-height-percent:0;mso-width-relative:page;mso-height-relative:page;v-text-anchor:top" o:gfxdata="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">
                 <v:textbox>
                   <w:txbxContent>
                     <w:p/>
@@ -9663,9 +9655,7 @@
                         <a:prstGeom prst="rect">
                           <a:avLst/>
                         </a:prstGeom>
-                        <a:solidFill>
-                          <a:srgbClr val="FFFFFF"/>
-                        </a:solidFill>
+                        <a:noFill/>
                         <a:ln w="9525">
                           <a:solidFill>
                             <a:srgbClr val="000000"/>
@@ -9697,7 +9687,7 @@
           </mc:Choice>
           <mc:Fallback>
             <w:pict>
-              <v:rect w14:anchorId="39D9CAEF" id="Rectangle 1" o:spid="_x0000_s1071" style="position:absolute;left:0;text-align:left;margin-left:169.8pt;margin-top:2.15pt;width:11.35pt;height:11.35pt;z-index:251706368;visibility:visible;mso-wrap-style:square;mso-width-percent:0;mso-height-percent:0;mso-wrap-distance-left:9pt;mso-wrap-distance-top:0;mso-wrap-distance-right:9pt;mso-wrap-distance-bottom:0;mso-position-horizontal:absolute;mso-position-horizontal-relative:text;mso-position-vertical:absolute;mso-position-vertical-relative:text;mso-width-percent:0;mso-height-percent:0;mso-width-relative:page;mso-height-relative:page;v-text-anchor:top" o:gfxdata="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">
+              <v:rect filled="f" w14:anchorId="39D9CAEF" id="Rectangle 1" o:spid="_x0000_s1071" style="position:absolute;left:0;text-align:left;margin-left:169.8pt;margin-top:2.15pt;width:11.35pt;height:11.35pt;z-index:251706368;visibility:visible;mso-wrap-style:square;mso-width-percent:0;mso-height-percent:0;mso-wrap-distance-left:9pt;mso-wrap-distance-top:0;mso-wrap-distance-right:9pt;mso-wrap-distance-bottom:0;mso-position-horizontal:absolute;mso-position-horizontal-relative:text;mso-position-vertical:absolute;mso-position-vertical-relative:text;mso-width-percent:0;mso-height-percent:0;mso-width-relative:page;mso-height-relative:page;v-text-anchor:top" o:gfxdata="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">
                 <v:textbox>
                   <w:txbxContent>
                     <w:p/>
